--- a/lessons/9-2/downloads/reveal/9.2-session-1-practice-form-a.docx
+++ b/lessons/9-2/downloads/reveal/9.2-session-1-practice-form-a.docx
@@ -15,7 +15,7 @@
         <w:rPr>
           <w:rFonts w:ascii="Avenir Next" w:hAnsi="Avenir Next" w:cs="Avenir Next" w:eastAsia="Avenir Next"/>
           <w:color w:val="1A1A1A"/>
-          <w:sz w:val="20"/>
+          <w:sz w:val="22"/>
           <w:szCs w:val="20"/>
         </w:rPr>
         <w:t xml:space="preserve">Name</w:t>
@@ -33,7 +33,7 @@
         <w:rPr>
           <w:rFonts w:ascii="Avenir Next" w:hAnsi="Avenir Next" w:cs="Avenir Next" w:eastAsia="Avenir Next"/>
           <w:color w:val="1A1A1A"/>
-          <w:sz w:val="20"/>
+          <w:sz w:val="22"/>
           <w:szCs w:val="20"/>
         </w:rPr>
         <w:t xml:space="preserve">   Date</w:t>
@@ -51,7 +51,7 @@
         <w:rPr>
           <w:rFonts w:ascii="Avenir Next" w:hAnsi="Avenir Next" w:cs="Avenir Next" w:eastAsia="Avenir Next"/>
           <w:color w:val="1A1A1A"/>
-          <w:sz w:val="20"/>
+          <w:sz w:val="22"/>
           <w:szCs w:val="20"/>
         </w:rPr>
         <w:t xml:space="preserve">   Period</w:t>
@@ -78,7 +78,7 @@
           <w:caps/>
           <w:color w:val="003A70"/>
           <w:spacing w:val="12"/>
-          <w:sz w:val="19"/>
+          <w:sz w:val="22"/>
           <w:szCs w:val="19"/>
         </w:rPr>
         <w:t xml:space="preserve">Lesson 9-2  ·  Session 1  ·  Practice  ·  Form A</w:t>
@@ -86,6 +86,7 @@
     </w:p>
     <w:p>
       <w:pPr>
+        <w:pStyle w:val="Heading1"/>
         <w:keepNext/>
         <w:spacing w:before="0" w:after="10" w:line="240" w:lineRule="auto"/>
       </w:pPr>
@@ -111,7 +112,7 @@
         <w:rPr>
           <w:rFonts w:ascii="Avenir Next" w:hAnsi="Avenir Next" w:cs="Avenir Next" w:eastAsia="Avenir Next"/>
           <w:color w:val="5A5F66"/>
-          <w:sz w:val="17"/>
+          <w:sz w:val="22"/>
           <w:szCs w:val="17"/>
         </w:rPr>
         <w:t xml:space="preserve">Learning target — I can turn a table of values into points and plot them on a graph.</w:t>
@@ -128,7 +129,7 @@
     </w:p>
     <w:p>
       <w:pPr>
-        <w:spacing w:before="0" w:after="0" w:line="60" w:lineRule="auto"/>
+        <w:spacing w:before="0" w:after="0" w:line="50" w:lineRule="exact"/>
       </w:pPr>
     </w:p>
     <w:tbl>
@@ -167,6 +168,7 @@
           </w:tcPr>
           <w:p>
             <w:pPr>
+              <w:pStyle w:val="Heading2"/>
               <w:spacing w:before="0" w:after="40" w:line="264" w:lineRule="auto"/>
             </w:pPr>
             <w:r>
@@ -194,82 +196,82 @@
                 <w:rFonts w:ascii="Avenir Next" w:hAnsi="Avenir Next" w:cs="Avenir Next" w:eastAsia="Avenir Next"/>
                 <w:b/>
                 <w:color w:val="003A70"/>
+                <w:sz w:val="22"/>
+                <w:szCs w:val="18"/>
+              </w:rPr>
+              <w:t xml:space="preserve">•</w:t>
+            </w:r>
+            <w:r>
+              <w:rPr>
+                <w:rFonts w:ascii="Avenir Next" w:hAnsi="Avenir Next" w:cs="Avenir Next" w:eastAsia="Avenir Next"/>
+                <w:color w:val="1A1A1A"/>
                 <w:sz w:val="18"/>
                 <w:szCs w:val="18"/>
               </w:rPr>
-              <w:t xml:space="preserve">•</w:t>
-            </w:r>
-            <w:r>
-              <w:rPr>
-                <w:rFonts w:ascii="Avenir Next" w:hAnsi="Avenir Next" w:cs="Avenir Next" w:eastAsia="Avenir Next"/>
-                <w:color w:val="1A1A1A"/>
-                <w:sz w:val="18"/>
+              <w:tab/>
+            </w:r>
+            <w:r>
+              <w:rPr>
+                <w:rFonts w:ascii="Avenir Next" w:hAnsi="Avenir Next" w:cs="Avenir Next" w:eastAsia="Avenir Next"/>
+                <w:color w:val="1A1A1A"/>
+                <w:sz w:val="22"/>
                 <w:szCs w:val="18"/>
               </w:rPr>
-              <w:tab/>
-            </w:r>
-            <w:r>
-              <w:rPr>
-                <w:rFonts w:ascii="Avenir Next" w:hAnsi="Avenir Next" w:cs="Avenir Next" w:eastAsia="Avenir Next"/>
-                <w:color w:val="1A1A1A"/>
-                <w:sz w:val="18"/>
+              <w:t xml:space="preserve">Each row of a table gives an </w:t>
+            </w:r>
+            <w:r>
+              <w:rPr>
+                <w:rFonts w:ascii="Avenir Next" w:hAnsi="Avenir Next" w:cs="Avenir Next" w:eastAsia="Avenir Next"/>
+                <w:b/>
+                <w:color w:val="1A1A1A"/>
+                <w:sz w:val="22"/>
                 <w:szCs w:val="18"/>
               </w:rPr>
-              <w:t xml:space="preserve">Each row of a table gives an </w:t>
-            </w:r>
-            <w:r>
-              <w:rPr>
-                <w:rFonts w:ascii="Avenir Next" w:hAnsi="Avenir Next" w:cs="Avenir Next" w:eastAsia="Avenir Next"/>
-                <w:b/>
-                <w:color w:val="1A1A1A"/>
-                <w:sz w:val="18"/>
+              <w:t xml:space="preserve">ordered pair</w:t>
+            </w:r>
+            <w:r>
+              <w:rPr>
+                <w:rFonts w:ascii="Avenir Next" w:hAnsi="Avenir Next" w:cs="Avenir Next" w:eastAsia="Avenir Next"/>
+                <w:color w:val="1A1A1A"/>
+                <w:sz w:val="22"/>
                 <w:szCs w:val="18"/>
               </w:rPr>
-              <w:t xml:space="preserve">ordered pair</w:t>
-            </w:r>
-            <w:r>
-              <w:rPr>
-                <w:rFonts w:ascii="Avenir Next" w:hAnsi="Avenir Next" w:cs="Avenir Next" w:eastAsia="Avenir Next"/>
-                <w:color w:val="1A1A1A"/>
-                <w:sz w:val="18"/>
+              <w:t xml:space="preserve"> (</w:t>
+            </w:r>
+            <w:r>
+              <w:rPr>
+                <w:rFonts w:ascii="Avenir Next" w:hAnsi="Avenir Next" w:cs="Avenir Next" w:eastAsia="Avenir Next"/>
+                <w:i/>
+                <w:color w:val="1A1A1A"/>
+                <w:sz w:val="22"/>
                 <w:szCs w:val="18"/>
               </w:rPr>
-              <w:t xml:space="preserve"> (</w:t>
+              <w:t xml:space="preserve">x</w:t>
+            </w:r>
+            <w:r>
+              <w:rPr>
+                <w:rFonts w:ascii="Avenir Next" w:hAnsi="Avenir Next" w:cs="Avenir Next" w:eastAsia="Avenir Next"/>
+                <w:color w:val="1A1A1A"/>
+                <w:sz w:val="22"/>
+                <w:szCs w:val="18"/>
+              </w:rPr>
+              <w:t xml:space="preserve">, </w:t>
             </w:r>
             <w:r>
               <w:rPr>
                 <w:rFonts w:ascii="Avenir Next" w:hAnsi="Avenir Next" w:cs="Avenir Next" w:eastAsia="Avenir Next"/>
                 <w:i/>
                 <w:color w:val="1A1A1A"/>
-                <w:sz w:val="18"/>
+                <w:sz w:val="22"/>
                 <w:szCs w:val="18"/>
               </w:rPr>
-              <w:t xml:space="preserve">x</w:t>
-            </w:r>
-            <w:r>
-              <w:rPr>
-                <w:rFonts w:ascii="Avenir Next" w:hAnsi="Avenir Next" w:cs="Avenir Next" w:eastAsia="Avenir Next"/>
-                <w:color w:val="1A1A1A"/>
-                <w:sz w:val="18"/>
-                <w:szCs w:val="18"/>
-              </w:rPr>
-              <w:t xml:space="preserve">, </w:t>
-            </w:r>
-            <w:r>
-              <w:rPr>
-                <w:rFonts w:ascii="Avenir Next" w:hAnsi="Avenir Next" w:cs="Avenir Next" w:eastAsia="Avenir Next"/>
-                <w:i/>
-                <w:color w:val="1A1A1A"/>
-                <w:sz w:val="18"/>
-                <w:szCs w:val="18"/>
-              </w:rPr>
               <w:t xml:space="preserve">y</w:t>
             </w:r>
             <w:r>
               <w:rPr>
                 <w:rFonts w:ascii="Avenir Next" w:hAnsi="Avenir Next" w:cs="Avenir Next" w:eastAsia="Avenir Next"/>
                 <w:color w:val="1A1A1A"/>
-                <w:sz w:val="18"/>
+                <w:sz w:val="22"/>
                 <w:szCs w:val="18"/>
               </w:rPr>
               <w:t xml:space="preserve">): the input first, then the output.</w:t>
@@ -288,10 +290,76 @@
                 <w:rFonts w:ascii="Avenir Next" w:hAnsi="Avenir Next" w:cs="Avenir Next" w:eastAsia="Avenir Next"/>
                 <w:b/>
                 <w:color w:val="003A70"/>
+                <w:sz w:val="22"/>
+                <w:szCs w:val="18"/>
+              </w:rPr>
+              <w:t xml:space="preserve">•</w:t>
+            </w:r>
+            <w:r>
+              <w:rPr>
+                <w:rFonts w:ascii="Avenir Next" w:hAnsi="Avenir Next" w:cs="Avenir Next" w:eastAsia="Avenir Next"/>
+                <w:color w:val="1A1A1A"/>
                 <w:sz w:val="18"/>
                 <w:szCs w:val="18"/>
               </w:rPr>
-              <w:t xml:space="preserve">•</w:t>
+              <w:tab/>
+            </w:r>
+            <w:r>
+              <w:rPr>
+                <w:rFonts w:ascii="Avenir Next" w:hAnsi="Avenir Next" w:cs="Avenir Next" w:eastAsia="Avenir Next"/>
+                <w:color w:val="1A1A1A"/>
+                <w:sz w:val="22"/>
+                <w:szCs w:val="18"/>
+              </w:rPr>
+              <w:t xml:space="preserve">To plot (</w:t>
+            </w:r>
+            <w:r>
+              <w:rPr>
+                <w:rFonts w:ascii="Avenir Next" w:hAnsi="Avenir Next" w:cs="Avenir Next" w:eastAsia="Avenir Next"/>
+                <w:i/>
+                <w:color w:val="1A1A1A"/>
+                <w:sz w:val="22"/>
+                <w:szCs w:val="18"/>
+              </w:rPr>
+              <w:t xml:space="preserve">x</w:t>
+            </w:r>
+            <w:r>
+              <w:rPr>
+                <w:rFonts w:ascii="Avenir Next" w:hAnsi="Avenir Next" w:cs="Avenir Next" w:eastAsia="Avenir Next"/>
+                <w:color w:val="1A1A1A"/>
+                <w:sz w:val="22"/>
+                <w:szCs w:val="18"/>
+              </w:rPr>
+              <w:t xml:space="preserve">, </w:t>
+            </w:r>
+            <w:r>
+              <w:rPr>
+                <w:rFonts w:ascii="Avenir Next" w:hAnsi="Avenir Next" w:cs="Avenir Next" w:eastAsia="Avenir Next"/>
+                <w:i/>
+                <w:color w:val="1A1A1A"/>
+                <w:sz w:val="22"/>
+                <w:szCs w:val="18"/>
+              </w:rPr>
+              <w:t xml:space="preserve">y</w:t>
+            </w:r>
+            <w:r>
+              <w:rPr>
+                <w:rFonts w:ascii="Avenir Next" w:hAnsi="Avenir Next" w:cs="Avenir Next" w:eastAsia="Avenir Next"/>
+                <w:color w:val="1A1A1A"/>
+                <w:sz w:val="22"/>
+                <w:szCs w:val="18"/>
+              </w:rPr>
+              <w:t xml:space="preserve">), start at (0, 0). Go </w:t>
+            </w:r>
+            <w:r>
+              <w:rPr>
+                <w:rFonts w:ascii="Avenir Next" w:hAnsi="Avenir Next" w:cs="Avenir Next" w:eastAsia="Avenir Next"/>
+                <w:b/>
+                <w:color w:val="1A1A1A"/>
+                <w:sz w:val="22"/>
+                <w:szCs w:val="18"/>
+              </w:rPr>
+              <w:t xml:space="preserve">right</w:t>
             </w:r>
             <w:r>
               <w:rPr>
@@ -300,7 +368,36 @@
                 <w:sz w:val="18"/>
                 <w:szCs w:val="18"/>
               </w:rPr>
-              <w:tab/>
+              <w:t xml:space="preserve"> </w:t>
+            </w:r>
+            <w:r>
+              <w:rPr>
+                <w:rFonts w:ascii="Avenir Next" w:hAnsi="Avenir Next" w:cs="Avenir Next" w:eastAsia="Avenir Next"/>
+                <w:i/>
+                <w:color w:val="1A1A1A"/>
+                <w:sz w:val="22"/>
+                <w:szCs w:val="18"/>
+              </w:rPr>
+              <w:t xml:space="preserve">x</w:t>
+            </w:r>
+            <w:r>
+              <w:rPr>
+                <w:rFonts w:ascii="Avenir Next" w:hAnsi="Avenir Next" w:cs="Avenir Next" w:eastAsia="Avenir Next"/>
+                <w:color w:val="1A1A1A"/>
+                <w:sz w:val="22"/>
+                <w:szCs w:val="18"/>
+              </w:rPr>
+              <w:t xml:space="preserve">, then </w:t>
+            </w:r>
+            <w:r>
+              <w:rPr>
+                <w:rFonts w:ascii="Avenir Next" w:hAnsi="Avenir Next" w:cs="Avenir Next" w:eastAsia="Avenir Next"/>
+                <w:b/>
+                <w:color w:val="1A1A1A"/>
+                <w:sz w:val="22"/>
+                <w:szCs w:val="18"/>
+              </w:rPr>
+              <w:t xml:space="preserve">up</w:t>
             </w:r>
             <w:r>
               <w:rPr>
@@ -309,118 +406,23 @@
                 <w:sz w:val="18"/>
                 <w:szCs w:val="18"/>
               </w:rPr>
-              <w:t xml:space="preserve">To plot (</w:t>
+              <w:t xml:space="preserve"> </w:t>
             </w:r>
             <w:r>
               <w:rPr>
                 <w:rFonts w:ascii="Avenir Next" w:hAnsi="Avenir Next" w:cs="Avenir Next" w:eastAsia="Avenir Next"/>
                 <w:i/>
                 <w:color w:val="1A1A1A"/>
-                <w:sz w:val="18"/>
+                <w:sz w:val="22"/>
                 <w:szCs w:val="18"/>
               </w:rPr>
-              <w:t xml:space="preserve">x</w:t>
-            </w:r>
-            <w:r>
-              <w:rPr>
-                <w:rFonts w:ascii="Avenir Next" w:hAnsi="Avenir Next" w:cs="Avenir Next" w:eastAsia="Avenir Next"/>
-                <w:color w:val="1A1A1A"/>
-                <w:sz w:val="18"/>
-                <w:szCs w:val="18"/>
-              </w:rPr>
-              <w:t xml:space="preserve">, </w:t>
-            </w:r>
-            <w:r>
-              <w:rPr>
-                <w:rFonts w:ascii="Avenir Next" w:hAnsi="Avenir Next" w:cs="Avenir Next" w:eastAsia="Avenir Next"/>
-                <w:i/>
-                <w:color w:val="1A1A1A"/>
-                <w:sz w:val="18"/>
-                <w:szCs w:val="18"/>
-              </w:rPr>
               <w:t xml:space="preserve">y</w:t>
             </w:r>
             <w:r>
               <w:rPr>
                 <w:rFonts w:ascii="Avenir Next" w:hAnsi="Avenir Next" w:cs="Avenir Next" w:eastAsia="Avenir Next"/>
                 <w:color w:val="1A1A1A"/>
-                <w:sz w:val="18"/>
-                <w:szCs w:val="18"/>
-              </w:rPr>
-              <w:t xml:space="preserve">), start at (0, 0). Go </w:t>
-            </w:r>
-            <w:r>
-              <w:rPr>
-                <w:rFonts w:ascii="Avenir Next" w:hAnsi="Avenir Next" w:cs="Avenir Next" w:eastAsia="Avenir Next"/>
-                <w:b/>
-                <w:color w:val="1A1A1A"/>
-                <w:sz w:val="18"/>
-                <w:szCs w:val="18"/>
-              </w:rPr>
-              <w:t xml:space="preserve">right</w:t>
-            </w:r>
-            <w:r>
-              <w:rPr>
-                <w:rFonts w:ascii="Avenir Next" w:hAnsi="Avenir Next" w:cs="Avenir Next" w:eastAsia="Avenir Next"/>
-                <w:color w:val="1A1A1A"/>
-                <w:sz w:val="18"/>
-                <w:szCs w:val="18"/>
-              </w:rPr>
-              <w:t xml:space="preserve"> </w:t>
-            </w:r>
-            <w:r>
-              <w:rPr>
-                <w:rFonts w:ascii="Avenir Next" w:hAnsi="Avenir Next" w:cs="Avenir Next" w:eastAsia="Avenir Next"/>
-                <w:i/>
-                <w:color w:val="1A1A1A"/>
-                <w:sz w:val="18"/>
-                <w:szCs w:val="18"/>
-              </w:rPr>
-              <w:t xml:space="preserve">x</w:t>
-            </w:r>
-            <w:r>
-              <w:rPr>
-                <w:rFonts w:ascii="Avenir Next" w:hAnsi="Avenir Next" w:cs="Avenir Next" w:eastAsia="Avenir Next"/>
-                <w:color w:val="1A1A1A"/>
-                <w:sz w:val="18"/>
-                <w:szCs w:val="18"/>
-              </w:rPr>
-              <w:t xml:space="preserve">, then </w:t>
-            </w:r>
-            <w:r>
-              <w:rPr>
-                <w:rFonts w:ascii="Avenir Next" w:hAnsi="Avenir Next" w:cs="Avenir Next" w:eastAsia="Avenir Next"/>
-                <w:b/>
-                <w:color w:val="1A1A1A"/>
-                <w:sz w:val="18"/>
-                <w:szCs w:val="18"/>
-              </w:rPr>
-              <w:t xml:space="preserve">up</w:t>
-            </w:r>
-            <w:r>
-              <w:rPr>
-                <w:rFonts w:ascii="Avenir Next" w:hAnsi="Avenir Next" w:cs="Avenir Next" w:eastAsia="Avenir Next"/>
-                <w:color w:val="1A1A1A"/>
-                <w:sz w:val="18"/>
-                <w:szCs w:val="18"/>
-              </w:rPr>
-              <w:t xml:space="preserve"> </w:t>
-            </w:r>
-            <w:r>
-              <w:rPr>
-                <w:rFonts w:ascii="Avenir Next" w:hAnsi="Avenir Next" w:cs="Avenir Next" w:eastAsia="Avenir Next"/>
-                <w:i/>
-                <w:color w:val="1A1A1A"/>
-                <w:sz w:val="18"/>
-                <w:szCs w:val="18"/>
-              </w:rPr>
-              <w:t xml:space="preserve">y</w:t>
-            </w:r>
-            <w:r>
-              <w:rPr>
-                <w:rFonts w:ascii="Avenir Next" w:hAnsi="Avenir Next" w:cs="Avenir Next" w:eastAsia="Avenir Next"/>
-                <w:color w:val="1A1A1A"/>
-                <w:sz w:val="18"/>
+                <w:sz w:val="22"/>
                 <w:szCs w:val="18"/>
               </w:rPr>
               <w:t xml:space="preserve">.</w:t>
@@ -439,44 +441,44 @@
                 <w:rFonts w:ascii="Avenir Next" w:hAnsi="Avenir Next" w:cs="Avenir Next" w:eastAsia="Avenir Next"/>
                 <w:b/>
                 <w:color w:val="003A70"/>
+                <w:sz w:val="22"/>
+                <w:szCs w:val="18"/>
+              </w:rPr>
+              <w:t xml:space="preserve">•</w:t>
+            </w:r>
+            <w:r>
+              <w:rPr>
+                <w:rFonts w:ascii="Avenir Next" w:hAnsi="Avenir Next" w:cs="Avenir Next" w:eastAsia="Avenir Next"/>
+                <w:color w:val="1A1A1A"/>
                 <w:sz w:val="18"/>
                 <w:szCs w:val="18"/>
               </w:rPr>
-              <w:t xml:space="preserve">•</w:t>
-            </w:r>
-            <w:r>
-              <w:rPr>
-                <w:rFonts w:ascii="Avenir Next" w:hAnsi="Avenir Next" w:cs="Avenir Next" w:eastAsia="Avenir Next"/>
-                <w:color w:val="1A1A1A"/>
-                <w:sz w:val="18"/>
+              <w:tab/>
+            </w:r>
+            <w:r>
+              <w:rPr>
+                <w:rFonts w:ascii="Avenir Next" w:hAnsi="Avenir Next" w:cs="Avenir Next" w:eastAsia="Avenir Next"/>
+                <w:color w:val="1A1A1A"/>
+                <w:sz w:val="22"/>
                 <w:szCs w:val="18"/>
               </w:rPr>
-              <w:tab/>
-            </w:r>
-            <w:r>
-              <w:rPr>
-                <w:rFonts w:ascii="Avenir Next" w:hAnsi="Avenir Next" w:cs="Avenir Next" w:eastAsia="Avenir Next"/>
-                <w:color w:val="1A1A1A"/>
-                <w:sz w:val="18"/>
+              <w:t xml:space="preserve">Points from a constant rate line up in a </w:t>
+            </w:r>
+            <w:r>
+              <w:rPr>
+                <w:rFonts w:ascii="Avenir Next" w:hAnsi="Avenir Next" w:cs="Avenir Next" w:eastAsia="Avenir Next"/>
+                <w:b/>
+                <w:color w:val="1A1A1A"/>
+                <w:sz w:val="22"/>
                 <w:szCs w:val="18"/>
               </w:rPr>
-              <w:t xml:space="preserve">Points from a constant rate line up in a </w:t>
-            </w:r>
-            <w:r>
-              <w:rPr>
-                <w:rFonts w:ascii="Avenir Next" w:hAnsi="Avenir Next" w:cs="Avenir Next" w:eastAsia="Avenir Next"/>
-                <w:b/>
-                <w:color w:val="1A1A1A"/>
-                <w:sz w:val="18"/>
-                <w:szCs w:val="18"/>
-              </w:rPr>
               <w:t xml:space="preserve">straight line</w:t>
             </w:r>
             <w:r>
               <w:rPr>
                 <w:rFonts w:ascii="Avenir Next" w:hAnsi="Avenir Next" w:cs="Avenir Next" w:eastAsia="Avenir Next"/>
                 <w:color w:val="1A1A1A"/>
-                <w:sz w:val="18"/>
+                <w:sz w:val="22"/>
                 <w:szCs w:val="18"/>
               </w:rPr>
               <w:t xml:space="preserve">. A starting fee moves the line up off (0, 0).</w:t>
@@ -491,6 +493,7 @@
           </w:tcPr>
           <w:p>
             <w:pPr>
+              <w:pStyle w:val="Heading2"/>
               <w:spacing w:before="0" w:after="40" w:line="264" w:lineRule="auto"/>
             </w:pPr>
             <w:r>
@@ -513,7 +516,7 @@
               <w:rPr>
                 <w:rFonts w:ascii="Avenir Next" w:hAnsi="Avenir Next" w:cs="Avenir Next" w:eastAsia="Avenir Next"/>
                 <w:color w:val="1A1A1A"/>
-                <w:sz w:val="17"/>
+                <w:sz w:val="22"/>
                 <w:szCs w:val="17"/>
               </w:rPr>
               <w:t xml:space="preserve">A table for </w:t>
@@ -523,7 +526,7 @@
                 <w:rFonts w:ascii="Avenir Next" w:hAnsi="Avenir Next" w:cs="Avenir Next" w:eastAsia="Avenir Next"/>
                 <w:i/>
                 <w:color w:val="1A1A1A"/>
-                <w:sz w:val="17"/>
+                <w:sz w:val="22"/>
                 <w:szCs w:val="17"/>
               </w:rPr>
               <w:t xml:space="preserve">y</w:t>
@@ -532,7 +535,7 @@
               <w:rPr>
                 <w:rFonts w:ascii="Avenir Next" w:hAnsi="Avenir Next" w:cs="Avenir Next" w:eastAsia="Avenir Next"/>
                 <w:color w:val="1A1A1A"/>
-                <w:sz w:val="17"/>
+                <w:sz w:val="22"/>
                 <w:szCs w:val="17"/>
               </w:rPr>
               <w:t xml:space="preserve"> = 4</w:t>
@@ -542,7 +545,7 @@
                 <w:rFonts w:ascii="Avenir Next" w:hAnsi="Avenir Next" w:cs="Avenir Next" w:eastAsia="Avenir Next"/>
                 <w:i/>
                 <w:color w:val="1A1A1A"/>
-                <w:sz w:val="17"/>
+                <w:sz w:val="22"/>
                 <w:szCs w:val="17"/>
               </w:rPr>
               <w:t xml:space="preserve">x</w:t>
@@ -551,7 +554,7 @@
               <w:rPr>
                 <w:rFonts w:ascii="Avenir Next" w:hAnsi="Avenir Next" w:cs="Avenir Next" w:eastAsia="Avenir Next"/>
                 <w:color w:val="1A1A1A"/>
-                <w:sz w:val="17"/>
+                <w:sz w:val="22"/>
                 <w:szCs w:val="17"/>
               </w:rPr>
               <w:t xml:space="preserve"> has </w:t>
@@ -561,7 +564,7 @@
                 <w:rFonts w:ascii="Avenir Next" w:hAnsi="Avenir Next" w:cs="Avenir Next" w:eastAsia="Avenir Next"/>
                 <w:i/>
                 <w:color w:val="1A1A1A"/>
-                <w:sz w:val="17"/>
+                <w:sz w:val="22"/>
                 <w:szCs w:val="17"/>
               </w:rPr>
               <w:t xml:space="preserve">x</w:t>
@@ -570,7 +573,7 @@
               <w:rPr>
                 <w:rFonts w:ascii="Avenir Next" w:hAnsi="Avenir Next" w:cs="Avenir Next" w:eastAsia="Avenir Next"/>
                 <w:color w:val="1A1A1A"/>
-                <w:sz w:val="17"/>
+                <w:sz w:val="22"/>
                 <w:szCs w:val="17"/>
               </w:rPr>
               <w:t xml:space="preserve"> = 1, 2, 3. Plot the points.</w:t>
@@ -589,25 +592,25 @@
                 <w:rFonts w:ascii="Avenir Next" w:hAnsi="Avenir Next" w:cs="Avenir Next" w:eastAsia="Avenir Next"/>
                 <w:b/>
                 <w:color w:val="003A70"/>
+                <w:sz w:val="22"/>
+                <w:szCs w:val="17"/>
+              </w:rPr>
+              <w:t xml:space="preserve">Step 1</w:t>
+            </w:r>
+            <w:r>
+              <w:rPr>
+                <w:rFonts w:ascii="Avenir Next" w:hAnsi="Avenir Next" w:cs="Avenir Next" w:eastAsia="Avenir Next"/>
+                <w:color w:val="1A1A1A"/>
                 <w:sz w:val="17"/>
                 <w:szCs w:val="17"/>
               </w:rPr>
-              <w:t xml:space="preserve">Step 1</w:t>
-            </w:r>
-            <w:r>
-              <w:rPr>
-                <w:rFonts w:ascii="Avenir Next" w:hAnsi="Avenir Next" w:cs="Avenir Next" w:eastAsia="Avenir Next"/>
-                <w:color w:val="1A1A1A"/>
-                <w:sz w:val="17"/>
-                <w:szCs w:val="17"/>
-              </w:rPr>
               <w:tab/>
             </w:r>
             <w:r>
               <w:rPr>
                 <w:rFonts w:ascii="Avenir Next" w:hAnsi="Avenir Next" w:cs="Avenir Next" w:eastAsia="Avenir Next"/>
                 <w:color w:val="1A1A1A"/>
-                <w:sz w:val="17"/>
+                <w:sz w:val="22"/>
                 <w:szCs w:val="17"/>
               </w:rPr>
               <w:t xml:space="preserve">Write the pairs: (1, 4), (2, 8), (3, 12).</w:t>
@@ -626,25 +629,25 @@
                 <w:rFonts w:ascii="Avenir Next" w:hAnsi="Avenir Next" w:cs="Avenir Next" w:eastAsia="Avenir Next"/>
                 <w:b/>
                 <w:color w:val="003A70"/>
+                <w:sz w:val="22"/>
+                <w:szCs w:val="17"/>
+              </w:rPr>
+              <w:t xml:space="preserve">Step 2</w:t>
+            </w:r>
+            <w:r>
+              <w:rPr>
+                <w:rFonts w:ascii="Avenir Next" w:hAnsi="Avenir Next" w:cs="Avenir Next" w:eastAsia="Avenir Next"/>
+                <w:color w:val="1A1A1A"/>
                 <w:sz w:val="17"/>
                 <w:szCs w:val="17"/>
               </w:rPr>
-              <w:t xml:space="preserve">Step 2</w:t>
-            </w:r>
-            <w:r>
-              <w:rPr>
-                <w:rFonts w:ascii="Avenir Next" w:hAnsi="Avenir Next" w:cs="Avenir Next" w:eastAsia="Avenir Next"/>
-                <w:color w:val="1A1A1A"/>
-                <w:sz w:val="17"/>
-                <w:szCs w:val="17"/>
-              </w:rPr>
               <w:tab/>
             </w:r>
             <w:r>
               <w:rPr>
                 <w:rFonts w:ascii="Avenir Next" w:hAnsi="Avenir Next" w:cs="Avenir Next" w:eastAsia="Avenir Next"/>
                 <w:color w:val="1A1A1A"/>
-                <w:sz w:val="17"/>
+                <w:sz w:val="22"/>
                 <w:szCs w:val="17"/>
               </w:rPr>
               <w:t xml:space="preserve">Plot (1, 4): right 1, then up 4. Plot the others the same way.</w:t>
@@ -663,25 +666,25 @@
                 <w:rFonts w:ascii="Avenir Next" w:hAnsi="Avenir Next" w:cs="Avenir Next" w:eastAsia="Avenir Next"/>
                 <w:b/>
                 <w:color w:val="003A70"/>
+                <w:sz w:val="22"/>
+                <w:szCs w:val="17"/>
+              </w:rPr>
+              <w:t xml:space="preserve">Step 3</w:t>
+            </w:r>
+            <w:r>
+              <w:rPr>
+                <w:rFonts w:ascii="Avenir Next" w:hAnsi="Avenir Next" w:cs="Avenir Next" w:eastAsia="Avenir Next"/>
+                <w:color w:val="1A1A1A"/>
                 <w:sz w:val="17"/>
                 <w:szCs w:val="17"/>
               </w:rPr>
-              <w:t xml:space="preserve">Step 3</w:t>
-            </w:r>
-            <w:r>
-              <w:rPr>
-                <w:rFonts w:ascii="Avenir Next" w:hAnsi="Avenir Next" w:cs="Avenir Next" w:eastAsia="Avenir Next"/>
-                <w:color w:val="1A1A1A"/>
-                <w:sz w:val="17"/>
-                <w:szCs w:val="17"/>
-              </w:rPr>
               <w:tab/>
             </w:r>
             <w:r>
               <w:rPr>
                 <w:rFonts w:ascii="Avenir Next" w:hAnsi="Avenir Next" w:cs="Avenir Next" w:eastAsia="Avenir Next"/>
                 <w:color w:val="1A1A1A"/>
-                <w:sz w:val="17"/>
+                <w:sz w:val="22"/>
                 <w:szCs w:val="17"/>
               </w:rPr>
               <w:t xml:space="preserve">Check: the points line up.</w:t>
@@ -700,18 +703,18 @@
                 <w:rFonts w:ascii="Avenir Next" w:hAnsi="Avenir Next" w:cs="Avenir Next" w:eastAsia="Avenir Next"/>
                 <w:b/>
                 <w:color w:val="1A1A1A"/>
+                <w:sz w:val="22"/>
+                <w:szCs w:val="17"/>
+              </w:rPr>
+              <w:t xml:space="preserve">Answer</w:t>
+            </w:r>
+            <w:r>
+              <w:rPr>
+                <w:rFonts w:ascii="Avenir Next" w:hAnsi="Avenir Next" w:cs="Avenir Next" w:eastAsia="Avenir Next"/>
+                <w:color w:val="1A1A1A"/>
                 <w:sz w:val="17"/>
                 <w:szCs w:val="17"/>
               </w:rPr>
-              <w:t xml:space="preserve">Answer</w:t>
-            </w:r>
-            <w:r>
-              <w:rPr>
-                <w:rFonts w:ascii="Avenir Next" w:hAnsi="Avenir Next" w:cs="Avenir Next" w:eastAsia="Avenir Next"/>
-                <w:color w:val="1A1A1A"/>
-                <w:sz w:val="17"/>
-                <w:szCs w:val="17"/>
-              </w:rPr>
               <w:tab/>
             </w:r>
             <w:r>
@@ -719,7 +722,7 @@
                 <w:rFonts w:ascii="Avenir Next" w:hAnsi="Avenir Next" w:cs="Avenir Next" w:eastAsia="Avenir Next"/>
                 <w:b/>
                 <w:color w:val="1A1A1A"/>
-                <w:sz w:val="17"/>
+                <w:sz w:val="22"/>
                 <w:szCs w:val="17"/>
               </w:rPr>
               <w:t xml:space="preserve">three points in a straight line</w:t>
@@ -748,7 +751,7 @@
           <w:rFonts w:ascii="Avenir Next" w:hAnsi="Avenir Next" w:cs="Avenir Next" w:eastAsia="Avenir Next"/>
           <w:b/>
           <w:color w:val="1A1A1A"/>
-          <w:sz w:val="17"/>
+          <w:sz w:val="22"/>
           <w:szCs w:val="17"/>
         </w:rPr>
         <w:t xml:space="preserve">ordered pair</w:t>
@@ -758,7 +761,7 @@
           <w:rFonts w:ascii="Avenir Next" w:hAnsi="Avenir Next" w:cs="Avenir Next" w:eastAsia="Avenir Next"/>
           <w:i/>
           <w:color w:val="5A5F66"/>
-          <w:sz w:val="17"/>
+          <w:sz w:val="22"/>
           <w:szCs w:val="17"/>
         </w:rPr>
         <w:t xml:space="preserve"> (par ordenado)</w:t>
@@ -767,7 +770,7 @@
         <w:rPr>
           <w:rFonts w:ascii="Avenir Next" w:hAnsi="Avenir Next" w:cs="Avenir Next" w:eastAsia="Avenir Next"/>
           <w:color w:val="5A5F66"/>
-          <w:sz w:val="17"/>
+          <w:sz w:val="22"/>
           <w:szCs w:val="17"/>
         </w:rPr>
         <w:t xml:space="preserve">   ·   </w:t>
@@ -777,7 +780,7 @@
           <w:rFonts w:ascii="Avenir Next" w:hAnsi="Avenir Next" w:cs="Avenir Next" w:eastAsia="Avenir Next"/>
           <w:b/>
           <w:color w:val="1A1A1A"/>
-          <w:sz w:val="17"/>
+          <w:sz w:val="22"/>
           <w:szCs w:val="17"/>
         </w:rPr>
         <w:t xml:space="preserve">coordinates</w:t>
@@ -787,7 +790,7 @@
           <w:rFonts w:ascii="Avenir Next" w:hAnsi="Avenir Next" w:cs="Avenir Next" w:eastAsia="Avenir Next"/>
           <w:i/>
           <w:color w:val="5A5F66"/>
-          <w:sz w:val="17"/>
+          <w:sz w:val="22"/>
           <w:szCs w:val="17"/>
         </w:rPr>
         <w:t xml:space="preserve"> (coordenadas)</w:t>
@@ -796,7 +799,7 @@
         <w:rPr>
           <w:rFonts w:ascii="Avenir Next" w:hAnsi="Avenir Next" w:cs="Avenir Next" w:eastAsia="Avenir Next"/>
           <w:color w:val="5A5F66"/>
-          <w:sz w:val="17"/>
+          <w:sz w:val="22"/>
           <w:szCs w:val="17"/>
         </w:rPr>
         <w:t xml:space="preserve">   ·   </w:t>
@@ -806,7 +809,7 @@
           <w:rFonts w:ascii="Avenir Next" w:hAnsi="Avenir Next" w:cs="Avenir Next" w:eastAsia="Avenir Next"/>
           <w:b/>
           <w:color w:val="1A1A1A"/>
-          <w:sz w:val="17"/>
+          <w:sz w:val="22"/>
           <w:szCs w:val="17"/>
         </w:rPr>
         <w:t xml:space="preserve">axis</w:t>
@@ -816,7 +819,7 @@
           <w:rFonts w:ascii="Avenir Next" w:hAnsi="Avenir Next" w:cs="Avenir Next" w:eastAsia="Avenir Next"/>
           <w:i/>
           <w:color w:val="5A5F66"/>
-          <w:sz w:val="17"/>
+          <w:sz w:val="22"/>
           <w:szCs w:val="17"/>
         </w:rPr>
         <w:t xml:space="preserve"> (eje)</w:t>
@@ -824,6 +827,7 @@
     </w:p>
     <w:p>
       <w:pPr>
+        <w:pStyle w:val="Heading2"/>
         <w:keepNext/>
         <w:pBdr>
           <w:bottom w:val="single" w:sz="8" w:space="3" w:color="003A70"/>
@@ -839,7 +843,7 @@
           <w:b/>
           <w:color w:val="003A70"/>
           <w:spacing w:val="14"/>
-          <w:sz w:val="19"/>
+          <w:sz w:val="22"/>
           <w:szCs w:val="19"/>
         </w:rPr>
         <w:t xml:space="preserve">PRACTICE</w:t>
@@ -858,7 +862,7 @@
           <w:rFonts w:ascii="Avenir Next" w:hAnsi="Avenir Next" w:cs="Avenir Next" w:eastAsia="Avenir Next"/>
           <w:i/>
           <w:color w:val="5A5F66"/>
-          <w:sz w:val="17"/>
+          <w:sz w:val="22"/>
           <w:szCs w:val="17"/>
         </w:rPr>
         <w:t xml:space="preserve">show your work · label units</w:t>
@@ -866,7 +870,7 @@
     </w:p>
     <w:p>
       <w:pPr>
-        <w:spacing w:before="0" w:after="0" w:line="20" w:lineRule="exact"/>
+        <w:spacing w:before="0" w:after="0" w:line="50" w:lineRule="exact"/>
       </w:pPr>
     </w:p>
     <w:tbl>
@@ -916,25 +920,25 @@
                 <w:rFonts w:ascii="Avenir Next" w:hAnsi="Avenir Next" w:cs="Avenir Next" w:eastAsia="Avenir Next"/>
                 <w:b/>
                 <w:color w:val="1A1A1A"/>
+                <w:sz w:val="22"/>
+                <w:szCs w:val="20"/>
+              </w:rPr>
+              <w:t xml:space="preserve">1.</w:t>
+            </w:r>
+            <w:r>
+              <w:rPr>
+                <w:rFonts w:ascii="Avenir Next" w:hAnsi="Avenir Next" w:cs="Avenir Next" w:eastAsia="Avenir Next"/>
+                <w:color w:val="1A1A1A"/>
                 <w:sz w:val="20"/>
                 <w:szCs w:val="20"/>
               </w:rPr>
-              <w:t xml:space="preserve">1.</w:t>
-            </w:r>
-            <w:r>
-              <w:rPr>
-                <w:rFonts w:ascii="Avenir Next" w:hAnsi="Avenir Next" w:cs="Avenir Next" w:eastAsia="Avenir Next"/>
-                <w:color w:val="1A1A1A"/>
-                <w:sz w:val="20"/>
-                <w:szCs w:val="20"/>
-              </w:rPr>
               <w:tab/>
             </w:r>
             <w:r>
               <w:rPr>
                 <w:rFonts w:ascii="Avenir Next" w:hAnsi="Avenir Next" w:cs="Avenir Next" w:eastAsia="Avenir Next"/>
                 <w:color w:val="1A1A1A"/>
-                <w:sz w:val="20"/>
+                <w:sz w:val="22"/>
                 <w:szCs w:val="20"/>
               </w:rPr>
               <w:t xml:space="preserve">Write each table row as an ordered pair (</w:t>
@@ -944,7 +948,7 @@
                 <w:rFonts w:ascii="Avenir Next" w:hAnsi="Avenir Next" w:cs="Avenir Next" w:eastAsia="Avenir Next"/>
                 <w:i/>
                 <w:color w:val="1A1A1A"/>
-                <w:sz w:val="20"/>
+                <w:sz w:val="22"/>
                 <w:szCs w:val="20"/>
               </w:rPr>
               <w:t xml:space="preserve">x</w:t>
@@ -953,7 +957,7 @@
               <w:rPr>
                 <w:rFonts w:ascii="Avenir Next" w:hAnsi="Avenir Next" w:cs="Avenir Next" w:eastAsia="Avenir Next"/>
                 <w:color w:val="1A1A1A"/>
-                <w:sz w:val="20"/>
+                <w:sz w:val="22"/>
                 <w:szCs w:val="20"/>
               </w:rPr>
               <w:t xml:space="preserve">, </w:t>
@@ -963,7 +967,7 @@
                 <w:rFonts w:ascii="Avenir Next" w:hAnsi="Avenir Next" w:cs="Avenir Next" w:eastAsia="Avenir Next"/>
                 <w:i/>
                 <w:color w:val="1A1A1A"/>
-                <w:sz w:val="20"/>
+                <w:sz w:val="22"/>
                 <w:szCs w:val="20"/>
               </w:rPr>
               <w:t xml:space="preserve">y</w:t>
@@ -972,7 +976,7 @@
               <w:rPr>
                 <w:rFonts w:ascii="Avenir Next" w:hAnsi="Avenir Next" w:cs="Avenir Next" w:eastAsia="Avenir Next"/>
                 <w:color w:val="1A1A1A"/>
-                <w:sz w:val="20"/>
+                <w:sz w:val="22"/>
                 <w:szCs w:val="20"/>
               </w:rPr>
               <w:t xml:space="preserve">).</w:t>
@@ -1027,54 +1031,54 @@
                       <w:rFonts w:ascii="Avenir Next" w:hAnsi="Avenir Next" w:cs="Avenir Next" w:eastAsia="Avenir Next"/>
                       <w:b/>
                       <w:color w:val="003A70"/>
+                      <w:sz w:val="22"/>
+                      <w:szCs w:val="20"/>
+                    </w:rPr>
+                    <w:t xml:space="preserve">a.</w:t>
+                  </w:r>
+                  <w:r>
+                    <w:rPr>
+                      <w:rFonts w:ascii="Avenir Next" w:hAnsi="Avenir Next" w:cs="Avenir Next" w:eastAsia="Avenir Next"/>
+                      <w:color w:val="1A1A1A"/>
                       <w:sz w:val="20"/>
                       <w:szCs w:val="20"/>
                     </w:rPr>
-                    <w:t xml:space="preserve">a.</w:t>
-                  </w:r>
-                  <w:r>
-                    <w:rPr>
-                      <w:rFonts w:ascii="Avenir Next" w:hAnsi="Avenir Next" w:cs="Avenir Next" w:eastAsia="Avenir Next"/>
-                      <w:color w:val="1A1A1A"/>
-                      <w:sz w:val="20"/>
+                    <w:tab/>
+                  </w:r>
+                  <w:r>
+                    <w:rPr>
+                      <w:rFonts w:ascii="Avenir Next" w:hAnsi="Avenir Next" w:cs="Avenir Next" w:eastAsia="Avenir Next"/>
+                      <w:i/>
+                      <w:color w:val="1A1A1A"/>
+                      <w:sz w:val="22"/>
                       <w:szCs w:val="20"/>
                     </w:rPr>
-                    <w:tab/>
+                    <w:t xml:space="preserve">x</w:t>
+                  </w:r>
+                  <w:r>
+                    <w:rPr>
+                      <w:rFonts w:ascii="Avenir Next" w:hAnsi="Avenir Next" w:cs="Avenir Next" w:eastAsia="Avenir Next"/>
+                      <w:color w:val="1A1A1A"/>
+                      <w:sz w:val="22"/>
+                      <w:szCs w:val="20"/>
+                    </w:rPr>
+                    <w:t xml:space="preserve"> = 3, </w:t>
                   </w:r>
                   <w:r>
                     <w:rPr>
                       <w:rFonts w:ascii="Avenir Next" w:hAnsi="Avenir Next" w:cs="Avenir Next" w:eastAsia="Avenir Next"/>
                       <w:i/>
                       <w:color w:val="1A1A1A"/>
-                      <w:sz w:val="20"/>
+                      <w:sz w:val="22"/>
                       <w:szCs w:val="20"/>
                     </w:rPr>
-                    <w:t xml:space="preserve">x</w:t>
-                  </w:r>
-                  <w:r>
-                    <w:rPr>
-                      <w:rFonts w:ascii="Avenir Next" w:hAnsi="Avenir Next" w:cs="Avenir Next" w:eastAsia="Avenir Next"/>
-                      <w:color w:val="1A1A1A"/>
-                      <w:sz w:val="20"/>
-                      <w:szCs w:val="20"/>
-                    </w:rPr>
-                    <w:t xml:space="preserve"> = 3, </w:t>
-                  </w:r>
-                  <w:r>
-                    <w:rPr>
-                      <w:rFonts w:ascii="Avenir Next" w:hAnsi="Avenir Next" w:cs="Avenir Next" w:eastAsia="Avenir Next"/>
-                      <w:i/>
-                      <w:color w:val="1A1A1A"/>
-                      <w:sz w:val="20"/>
-                      <w:szCs w:val="20"/>
-                    </w:rPr>
                     <w:t xml:space="preserve">y</w:t>
                   </w:r>
                   <w:r>
                     <w:rPr>
                       <w:rFonts w:ascii="Avenir Next" w:hAnsi="Avenir Next" w:cs="Avenir Next" w:eastAsia="Avenir Next"/>
                       <w:color w:val="1A1A1A"/>
-                      <w:sz w:val="20"/>
+                      <w:sz w:val="22"/>
                       <w:szCs w:val="20"/>
                     </w:rPr>
                     <w:t xml:space="preserve"> = 6</w:t>
@@ -1118,54 +1122,54 @@
                       <w:rFonts w:ascii="Avenir Next" w:hAnsi="Avenir Next" w:cs="Avenir Next" w:eastAsia="Avenir Next"/>
                       <w:b/>
                       <w:color w:val="003A70"/>
+                      <w:sz w:val="22"/>
+                      <w:szCs w:val="20"/>
+                    </w:rPr>
+                    <w:t xml:space="preserve">b.</w:t>
+                  </w:r>
+                  <w:r>
+                    <w:rPr>
+                      <w:rFonts w:ascii="Avenir Next" w:hAnsi="Avenir Next" w:cs="Avenir Next" w:eastAsia="Avenir Next"/>
+                      <w:color w:val="1A1A1A"/>
                       <w:sz w:val="20"/>
                       <w:szCs w:val="20"/>
                     </w:rPr>
-                    <w:t xml:space="preserve">b.</w:t>
-                  </w:r>
-                  <w:r>
-                    <w:rPr>
-                      <w:rFonts w:ascii="Avenir Next" w:hAnsi="Avenir Next" w:cs="Avenir Next" w:eastAsia="Avenir Next"/>
-                      <w:color w:val="1A1A1A"/>
-                      <w:sz w:val="20"/>
+                    <w:tab/>
+                  </w:r>
+                  <w:r>
+                    <w:rPr>
+                      <w:rFonts w:ascii="Avenir Next" w:hAnsi="Avenir Next" w:cs="Avenir Next" w:eastAsia="Avenir Next"/>
+                      <w:i/>
+                      <w:color w:val="1A1A1A"/>
+                      <w:sz w:val="22"/>
                       <w:szCs w:val="20"/>
                     </w:rPr>
-                    <w:tab/>
+                    <w:t xml:space="preserve">x</w:t>
+                  </w:r>
+                  <w:r>
+                    <w:rPr>
+                      <w:rFonts w:ascii="Avenir Next" w:hAnsi="Avenir Next" w:cs="Avenir Next" w:eastAsia="Avenir Next"/>
+                      <w:color w:val="1A1A1A"/>
+                      <w:sz w:val="22"/>
+                      <w:szCs w:val="20"/>
+                    </w:rPr>
+                    <w:t xml:space="preserve"> = 5, </w:t>
                   </w:r>
                   <w:r>
                     <w:rPr>
                       <w:rFonts w:ascii="Avenir Next" w:hAnsi="Avenir Next" w:cs="Avenir Next" w:eastAsia="Avenir Next"/>
                       <w:i/>
                       <w:color w:val="1A1A1A"/>
-                      <w:sz w:val="20"/>
+                      <w:sz w:val="22"/>
                       <w:szCs w:val="20"/>
                     </w:rPr>
-                    <w:t xml:space="preserve">x</w:t>
-                  </w:r>
-                  <w:r>
-                    <w:rPr>
-                      <w:rFonts w:ascii="Avenir Next" w:hAnsi="Avenir Next" w:cs="Avenir Next" w:eastAsia="Avenir Next"/>
-                      <w:color w:val="1A1A1A"/>
-                      <w:sz w:val="20"/>
-                      <w:szCs w:val="20"/>
-                    </w:rPr>
-                    <w:t xml:space="preserve"> = 5, </w:t>
-                  </w:r>
-                  <w:r>
-                    <w:rPr>
-                      <w:rFonts w:ascii="Avenir Next" w:hAnsi="Avenir Next" w:cs="Avenir Next" w:eastAsia="Avenir Next"/>
-                      <w:i/>
-                      <w:color w:val="1A1A1A"/>
-                      <w:sz w:val="20"/>
-                      <w:szCs w:val="20"/>
-                    </w:rPr>
                     <w:t xml:space="preserve">y</w:t>
                   </w:r>
                   <w:r>
                     <w:rPr>
                       <w:rFonts w:ascii="Avenir Next" w:hAnsi="Avenir Next" w:cs="Avenir Next" w:eastAsia="Avenir Next"/>
                       <w:color w:val="1A1A1A"/>
-                      <w:sz w:val="20"/>
+                      <w:sz w:val="22"/>
                       <w:szCs w:val="20"/>
                     </w:rPr>
                     <w:t xml:space="preserve"> = 45</w:t>
@@ -1215,54 +1219,54 @@
                       <w:rFonts w:ascii="Avenir Next" w:hAnsi="Avenir Next" w:cs="Avenir Next" w:eastAsia="Avenir Next"/>
                       <w:b/>
                       <w:color w:val="003A70"/>
+                      <w:sz w:val="22"/>
+                      <w:szCs w:val="20"/>
+                    </w:rPr>
+                    <w:t xml:space="preserve">c.</w:t>
+                  </w:r>
+                  <w:r>
+                    <w:rPr>
+                      <w:rFonts w:ascii="Avenir Next" w:hAnsi="Avenir Next" w:cs="Avenir Next" w:eastAsia="Avenir Next"/>
+                      <w:color w:val="1A1A1A"/>
                       <w:sz w:val="20"/>
                       <w:szCs w:val="20"/>
                     </w:rPr>
-                    <w:t xml:space="preserve">c.</w:t>
-                  </w:r>
-                  <w:r>
-                    <w:rPr>
-                      <w:rFonts w:ascii="Avenir Next" w:hAnsi="Avenir Next" w:cs="Avenir Next" w:eastAsia="Avenir Next"/>
-                      <w:color w:val="1A1A1A"/>
-                      <w:sz w:val="20"/>
+                    <w:tab/>
+                  </w:r>
+                  <w:r>
+                    <w:rPr>
+                      <w:rFonts w:ascii="Avenir Next" w:hAnsi="Avenir Next" w:cs="Avenir Next" w:eastAsia="Avenir Next"/>
+                      <w:i/>
+                      <w:color w:val="1A1A1A"/>
+                      <w:sz w:val="22"/>
                       <w:szCs w:val="20"/>
                     </w:rPr>
-                    <w:tab/>
+                    <w:t xml:space="preserve">x</w:t>
+                  </w:r>
+                  <w:r>
+                    <w:rPr>
+                      <w:rFonts w:ascii="Avenir Next" w:hAnsi="Avenir Next" w:cs="Avenir Next" w:eastAsia="Avenir Next"/>
+                      <w:color w:val="1A1A1A"/>
+                      <w:sz w:val="22"/>
+                      <w:szCs w:val="20"/>
+                    </w:rPr>
+                    <w:t xml:space="preserve"> = 0, </w:t>
                   </w:r>
                   <w:r>
                     <w:rPr>
                       <w:rFonts w:ascii="Avenir Next" w:hAnsi="Avenir Next" w:cs="Avenir Next" w:eastAsia="Avenir Next"/>
                       <w:i/>
                       <w:color w:val="1A1A1A"/>
-                      <w:sz w:val="20"/>
+                      <w:sz w:val="22"/>
                       <w:szCs w:val="20"/>
                     </w:rPr>
-                    <w:t xml:space="preserve">x</w:t>
-                  </w:r>
-                  <w:r>
-                    <w:rPr>
-                      <w:rFonts w:ascii="Avenir Next" w:hAnsi="Avenir Next" w:cs="Avenir Next" w:eastAsia="Avenir Next"/>
-                      <w:color w:val="1A1A1A"/>
-                      <w:sz w:val="20"/>
-                      <w:szCs w:val="20"/>
-                    </w:rPr>
-                    <w:t xml:space="preserve"> = 0, </w:t>
-                  </w:r>
-                  <w:r>
-                    <w:rPr>
-                      <w:rFonts w:ascii="Avenir Next" w:hAnsi="Avenir Next" w:cs="Avenir Next" w:eastAsia="Avenir Next"/>
-                      <w:i/>
-                      <w:color w:val="1A1A1A"/>
-                      <w:sz w:val="20"/>
-                      <w:szCs w:val="20"/>
-                    </w:rPr>
                     <w:t xml:space="preserve">y</w:t>
                   </w:r>
                   <w:r>
                     <w:rPr>
                       <w:rFonts w:ascii="Avenir Next" w:hAnsi="Avenir Next" w:cs="Avenir Next" w:eastAsia="Avenir Next"/>
                       <w:color w:val="1A1A1A"/>
-                      <w:sz w:val="20"/>
+                      <w:sz w:val="22"/>
                       <w:szCs w:val="20"/>
                     </w:rPr>
                     <w:t xml:space="preserve"> = 7</w:t>
@@ -1306,54 +1310,54 @@
                       <w:rFonts w:ascii="Avenir Next" w:hAnsi="Avenir Next" w:cs="Avenir Next" w:eastAsia="Avenir Next"/>
                       <w:b/>
                       <w:color w:val="003A70"/>
+                      <w:sz w:val="22"/>
+                      <w:szCs w:val="20"/>
+                    </w:rPr>
+                    <w:t xml:space="preserve">d.</w:t>
+                  </w:r>
+                  <w:r>
+                    <w:rPr>
+                      <w:rFonts w:ascii="Avenir Next" w:hAnsi="Avenir Next" w:cs="Avenir Next" w:eastAsia="Avenir Next"/>
+                      <w:color w:val="1A1A1A"/>
                       <w:sz w:val="20"/>
                       <w:szCs w:val="20"/>
                     </w:rPr>
-                    <w:t xml:space="preserve">d.</w:t>
-                  </w:r>
-                  <w:r>
-                    <w:rPr>
-                      <w:rFonts w:ascii="Avenir Next" w:hAnsi="Avenir Next" w:cs="Avenir Next" w:eastAsia="Avenir Next"/>
-                      <w:color w:val="1A1A1A"/>
-                      <w:sz w:val="20"/>
+                    <w:tab/>
+                  </w:r>
+                  <w:r>
+                    <w:rPr>
+                      <w:rFonts w:ascii="Avenir Next" w:hAnsi="Avenir Next" w:cs="Avenir Next" w:eastAsia="Avenir Next"/>
+                      <w:i/>
+                      <w:color w:val="1A1A1A"/>
+                      <w:sz w:val="22"/>
                       <w:szCs w:val="20"/>
                     </w:rPr>
-                    <w:tab/>
+                    <w:t xml:space="preserve">x</w:t>
+                  </w:r>
+                  <w:r>
+                    <w:rPr>
+                      <w:rFonts w:ascii="Avenir Next" w:hAnsi="Avenir Next" w:cs="Avenir Next" w:eastAsia="Avenir Next"/>
+                      <w:color w:val="1A1A1A"/>
+                      <w:sz w:val="22"/>
+                      <w:szCs w:val="20"/>
+                    </w:rPr>
+                    <w:t xml:space="preserve"> = 8, </w:t>
                   </w:r>
                   <w:r>
                     <w:rPr>
                       <w:rFonts w:ascii="Avenir Next" w:hAnsi="Avenir Next" w:cs="Avenir Next" w:eastAsia="Avenir Next"/>
                       <w:i/>
                       <w:color w:val="1A1A1A"/>
-                      <w:sz w:val="20"/>
+                      <w:sz w:val="22"/>
                       <w:szCs w:val="20"/>
                     </w:rPr>
-                    <w:t xml:space="preserve">x</w:t>
-                  </w:r>
-                  <w:r>
-                    <w:rPr>
-                      <w:rFonts w:ascii="Avenir Next" w:hAnsi="Avenir Next" w:cs="Avenir Next" w:eastAsia="Avenir Next"/>
-                      <w:color w:val="1A1A1A"/>
-                      <w:sz w:val="20"/>
-                      <w:szCs w:val="20"/>
-                    </w:rPr>
-                    <w:t xml:space="preserve"> = 8, </w:t>
-                  </w:r>
-                  <w:r>
-                    <w:rPr>
-                      <w:rFonts w:ascii="Avenir Next" w:hAnsi="Avenir Next" w:cs="Avenir Next" w:eastAsia="Avenir Next"/>
-                      <w:i/>
-                      <w:color w:val="1A1A1A"/>
-                      <w:sz w:val="20"/>
-                      <w:szCs w:val="20"/>
-                    </w:rPr>
                     <w:t xml:space="preserve">y</w:t>
                   </w:r>
                   <w:r>
                     <w:rPr>
                       <w:rFonts w:ascii="Avenir Next" w:hAnsi="Avenir Next" w:cs="Avenir Next" w:eastAsia="Avenir Next"/>
                       <w:color w:val="1A1A1A"/>
-                      <w:sz w:val="20"/>
+                      <w:sz w:val="22"/>
                       <w:szCs w:val="20"/>
                     </w:rPr>
                     <w:t xml:space="preserve"> = 1</w:t>
@@ -1383,7 +1387,7 @@
           </w:tbl>
           <w:p>
             <w:pPr>
-              <w:spacing w:before="0" w:after="0" w:line="24" w:lineRule="auto"/>
+              <w:spacing w:before="0" w:after="0" w:line="50" w:lineRule="exact"/>
             </w:pPr>
           </w:p>
         </w:tc>
@@ -1391,12 +1395,12 @@
     </w:tbl>
     <w:p>
       <w:pPr>
-        <w:spacing w:before="0" w:after="0" w:line="20" w:lineRule="exact"/>
+        <w:spacing w:before="0" w:after="0" w:line="50" w:lineRule="exact"/>
       </w:pPr>
     </w:p>
     <w:p>
       <w:pPr>
-        <w:spacing w:before="0" w:after="0" w:line="20" w:lineRule="exact"/>
+        <w:spacing w:before="0" w:after="0" w:line="50" w:lineRule="exact"/>
       </w:pPr>
     </w:p>
     <w:tbl>
@@ -1480,35 +1484,35 @@
                       <w:rFonts w:ascii="Avenir Next" w:hAnsi="Avenir Next" w:cs="Avenir Next" w:eastAsia="Avenir Next"/>
                       <w:b/>
                       <w:color w:val="1A1A1A"/>
+                      <w:sz w:val="22"/>
+                      <w:szCs w:val="20"/>
+                    </w:rPr>
+                    <w:t xml:space="preserve">2.</w:t>
+                  </w:r>
+                  <w:r>
+                    <w:rPr>
+                      <w:rFonts w:ascii="Avenir Next" w:hAnsi="Avenir Next" w:cs="Avenir Next" w:eastAsia="Avenir Next"/>
+                      <w:color w:val="1A1A1A"/>
                       <w:sz w:val="20"/>
                       <w:szCs w:val="20"/>
                     </w:rPr>
-                    <w:t xml:space="preserve">2.</w:t>
-                  </w:r>
-                  <w:r>
-                    <w:rPr>
-                      <w:rFonts w:ascii="Avenir Next" w:hAnsi="Avenir Next" w:cs="Avenir Next" w:eastAsia="Avenir Next"/>
-                      <w:color w:val="1A1A1A"/>
-                      <w:sz w:val="20"/>
+                    <w:tab/>
+                  </w:r>
+                  <w:r>
+                    <w:rPr>
+                      <w:rFonts w:ascii="Avenir Next" w:hAnsi="Avenir Next" w:cs="Avenir Next" w:eastAsia="Avenir Next"/>
+                      <w:b/>
+                      <w:color w:val="1A1A1A"/>
+                      <w:sz w:val="22"/>
                       <w:szCs w:val="20"/>
                     </w:rPr>
-                    <w:tab/>
-                  </w:r>
-                  <w:r>
-                    <w:rPr>
-                      <w:rFonts w:ascii="Avenir Next" w:hAnsi="Avenir Next" w:cs="Avenir Next" w:eastAsia="Avenir Next"/>
-                      <w:b/>
-                      <w:color w:val="1A1A1A"/>
-                      <w:sz w:val="20"/>
-                      <w:szCs w:val="20"/>
-                    </w:rPr>
                     <w:t xml:space="preserve">Dog-Walking Pay.  </w:t>
                   </w:r>
                   <w:r>
                     <w:rPr>
                       <w:rFonts w:ascii="Avenir Next" w:hAnsi="Avenir Next" w:cs="Avenir Next" w:eastAsia="Avenir Next"/>
                       <w:color w:val="1A1A1A"/>
-                      <w:sz w:val="20"/>
+                      <w:sz w:val="22"/>
                       <w:szCs w:val="20"/>
                     </w:rPr>
                     <w:t xml:space="preserve">Priya earns $9 for every dog she walks. Complete the table. Then plot the points on the grid.</w:t>
@@ -1564,7 +1568,7 @@
                             <w:rFonts w:ascii="Avenir Next" w:hAnsi="Avenir Next" w:cs="Avenir Next" w:eastAsia="Avenir Next"/>
                             <w:b/>
                             <w:color w:val="1A1A1A"/>
-                            <w:sz w:val="19"/>
+                            <w:sz w:val="22"/>
                             <w:szCs w:val="19"/>
                           </w:rPr>
                           <w:t xml:space="preserve">Dogs (</w:t>
@@ -1575,7 +1579,7 @@
                             <w:b/>
                             <w:i/>
                             <w:color w:val="1A1A1A"/>
-                            <w:sz w:val="19"/>
+                            <w:sz w:val="22"/>
                             <w:szCs w:val="19"/>
                           </w:rPr>
                           <w:t xml:space="preserve">x</w:t>
@@ -1585,7 +1589,7 @@
                             <w:rFonts w:ascii="Avenir Next" w:hAnsi="Avenir Next" w:cs="Avenir Next" w:eastAsia="Avenir Next"/>
                             <w:b/>
                             <w:color w:val="1A1A1A"/>
-                            <w:sz w:val="19"/>
+                            <w:sz w:val="22"/>
                             <w:szCs w:val="19"/>
                           </w:rPr>
                           <w:t xml:space="preserve">)</w:t>
@@ -1606,7 +1610,7 @@
                           <w:rPr>
                             <w:rFonts w:ascii="Avenir Next" w:hAnsi="Avenir Next" w:cs="Avenir Next" w:eastAsia="Avenir Next"/>
                             <w:color w:val="1A1A1A"/>
-                            <w:sz w:val="19"/>
+                            <w:sz w:val="22"/>
                             <w:szCs w:val="19"/>
                           </w:rPr>
                           <w:t xml:space="preserve">1</w:t>
@@ -1627,7 +1631,7 @@
                           <w:rPr>
                             <w:rFonts w:ascii="Avenir Next" w:hAnsi="Avenir Next" w:cs="Avenir Next" w:eastAsia="Avenir Next"/>
                             <w:color w:val="1A1A1A"/>
-                            <w:sz w:val="19"/>
+                            <w:sz w:val="22"/>
                             <w:szCs w:val="19"/>
                           </w:rPr>
                           <w:t xml:space="preserve">2</w:t>
@@ -1648,7 +1652,7 @@
                           <w:rPr>
                             <w:rFonts w:ascii="Avenir Next" w:hAnsi="Avenir Next" w:cs="Avenir Next" w:eastAsia="Avenir Next"/>
                             <w:color w:val="1A1A1A"/>
-                            <w:sz w:val="19"/>
+                            <w:sz w:val="22"/>
                             <w:szCs w:val="19"/>
                           </w:rPr>
                           <w:t xml:space="preserve">3</w:t>
@@ -1669,7 +1673,7 @@
                           <w:rPr>
                             <w:rFonts w:ascii="Avenir Next" w:hAnsi="Avenir Next" w:cs="Avenir Next" w:eastAsia="Avenir Next"/>
                             <w:color w:val="1A1A1A"/>
-                            <w:sz w:val="19"/>
+                            <w:sz w:val="22"/>
                             <w:szCs w:val="19"/>
                           </w:rPr>
                           <w:t xml:space="preserve">5</w:t>
@@ -1698,7 +1702,7 @@
                             <w:rFonts w:ascii="Avenir Next" w:hAnsi="Avenir Next" w:cs="Avenir Next" w:eastAsia="Avenir Next"/>
                             <w:b/>
                             <w:color w:val="1A1A1A"/>
-                            <w:sz w:val="19"/>
+                            <w:sz w:val="22"/>
                             <w:szCs w:val="19"/>
                           </w:rPr>
                           <w:t xml:space="preserve">Pay in $ (</w:t>
@@ -1709,7 +1713,7 @@
                             <w:b/>
                             <w:i/>
                             <w:color w:val="1A1A1A"/>
-                            <w:sz w:val="19"/>
+                            <w:sz w:val="22"/>
                             <w:szCs w:val="19"/>
                           </w:rPr>
                           <w:t xml:space="preserve">y</w:t>
@@ -1719,7 +1723,7 @@
                             <w:rFonts w:ascii="Avenir Next" w:hAnsi="Avenir Next" w:cs="Avenir Next" w:eastAsia="Avenir Next"/>
                             <w:b/>
                             <w:color w:val="1A1A1A"/>
-                            <w:sz w:val="19"/>
+                            <w:sz w:val="22"/>
                             <w:szCs w:val="19"/>
                           </w:rPr>
                           <w:t xml:space="preserve">)</w:t>
@@ -1733,7 +1737,7 @@
                       </w:tcPr>
                       <w:p>
                         <w:pPr>
-                          <w:spacing w:before="0" w:after="0" w:line="240" w:lineRule="auto"/>
+                          <w:spacing w:before="0" w:after="0" w:line="50" w:lineRule="exact"/>
                         </w:pPr>
                       </w:p>
                     </w:tc>
@@ -1744,7 +1748,7 @@
                       </w:tcPr>
                       <w:p>
                         <w:pPr>
-                          <w:spacing w:before="0" w:after="0" w:line="240" w:lineRule="auto"/>
+                          <w:spacing w:before="0" w:after="0" w:line="50" w:lineRule="exact"/>
                         </w:pPr>
                       </w:p>
                     </w:tc>
@@ -1755,7 +1759,7 @@
                       </w:tcPr>
                       <w:p>
                         <w:pPr>
-                          <w:spacing w:before="0" w:after="0" w:line="240" w:lineRule="auto"/>
+                          <w:spacing w:before="0" w:after="0" w:line="50" w:lineRule="exact"/>
                         </w:pPr>
                       </w:p>
                     </w:tc>
@@ -1766,7 +1770,7 @@
                       </w:tcPr>
                       <w:p>
                         <w:pPr>
-                          <w:spacing w:before="0" w:after="0" w:line="240" w:lineRule="auto"/>
+                          <w:spacing w:before="0" w:after="0" w:line="50" w:lineRule="exact"/>
                         </w:pPr>
                       </w:p>
                     </w:tc>
@@ -1774,7 +1778,7 @@
                 </w:tbl>
                 <w:p>
                   <w:pPr>
-                    <w:spacing w:before="0" w:after="0" w:line="24" w:lineRule="auto"/>
+                    <w:spacing w:before="0" w:after="0" w:line="50" w:lineRule="exact"/>
                   </w:pPr>
                 </w:p>
               </w:tc>
@@ -1792,7 +1796,7 @@
                     <w:drawing>
                       <wp:inline distT="0" distB="0" distL="0" distR="0">
                         <wp:extent cx="2103120" cy="1722894"/>
-                        <wp:docPr id="1" name="Figure 1"/>
+                        <wp:docPr id="1" name="Figure 1" descr="Coordinate grid. Horizontal axis Dogs: 0 to 6, ticks every 1. Vertical axis Pay ($): 0 to 50, ticks every 5. Blank grid for the student to plot."/>
                         <a:graphic xmlns:a="http://schemas.openxmlformats.org/drawingml/2006/main">
                           <a:graphicData uri="http://schemas.openxmlformats.org/drawingml/2006/picture">
                             <pic:pic xmlns:pic="http://schemas.openxmlformats.org/drawingml/2006/picture">
@@ -1827,7 +1831,7 @@
           </w:tbl>
           <w:p>
             <w:pPr>
-              <w:spacing w:before="0" w:after="0" w:line="24" w:lineRule="auto"/>
+              <w:spacing w:before="0" w:after="0" w:line="50" w:lineRule="exact"/>
             </w:pPr>
           </w:p>
         </w:tc>
@@ -1835,12 +1839,12 @@
     </w:tbl>
     <w:p>
       <w:pPr>
-        <w:spacing w:before="0" w:after="0" w:line="20" w:lineRule="exact"/>
+        <w:spacing w:before="0" w:after="0" w:line="50" w:lineRule="exact"/>
       </w:pPr>
     </w:p>
     <w:p>
       <w:pPr>
-        <w:spacing w:before="0" w:after="0" w:line="20" w:lineRule="exact"/>
+        <w:spacing w:before="0" w:after="0" w:line="50" w:lineRule="exact"/>
       </w:pPr>
     </w:p>
     <w:tbl>
@@ -1891,18 +1895,18 @@
                 <w:rFonts w:ascii="Avenir Next" w:hAnsi="Avenir Next" w:cs="Avenir Next" w:eastAsia="Avenir Next"/>
                 <w:b/>
                 <w:color w:val="1A1A1A"/>
+                <w:sz w:val="22"/>
+                <w:szCs w:val="20"/>
+              </w:rPr>
+              <w:t xml:space="preserve">3.</w:t>
+            </w:r>
+            <w:r>
+              <w:rPr>
+                <w:rFonts w:ascii="Avenir Next" w:hAnsi="Avenir Next" w:cs="Avenir Next" w:eastAsia="Avenir Next"/>
+                <w:color w:val="1A1A1A"/>
                 <w:sz w:val="20"/>
                 <w:szCs w:val="20"/>
               </w:rPr>
-              <w:t xml:space="preserve">3.</w:t>
-            </w:r>
-            <w:r>
-              <w:rPr>
-                <w:rFonts w:ascii="Avenir Next" w:hAnsi="Avenir Next" w:cs="Avenir Next" w:eastAsia="Avenir Next"/>
-                <w:color w:val="1A1A1A"/>
-                <w:sz w:val="20"/>
-                <w:szCs w:val="20"/>
-              </w:rPr>
               <w:tab/>
             </w:r>
             <w:r>
@@ -1910,7 +1914,7 @@
                 <w:rFonts w:ascii="Avenir Next" w:hAnsi="Avenir Next" w:cs="Avenir Next" w:eastAsia="Avenir Next"/>
                 <w:b/>
                 <w:color w:val="1A1A1A"/>
-                <w:sz w:val="20"/>
+                <w:sz w:val="22"/>
                 <w:szCs w:val="20"/>
               </w:rPr>
               <w:t xml:space="preserve">Ski Lift.  </w:t>
@@ -1919,7 +1923,7 @@
               <w:rPr>
                 <w:rFonts w:ascii="Avenir Next" w:hAnsi="Avenir Next" w:cs="Avenir Next" w:eastAsia="Avenir Next"/>
                 <w:color w:val="1A1A1A"/>
-                <w:sz w:val="20"/>
+                <w:sz w:val="22"/>
                 <w:szCs w:val="20"/>
               </w:rPr>
               <w:t xml:space="preserve">A ski lift rises 50 feet every second. Write the ordered pair for 6 seconds. What does it mean?</w:t>
@@ -1936,7 +1940,7 @@
                 <w:rFonts w:ascii="Avenir Next" w:hAnsi="Avenir Next" w:cs="Avenir Next" w:eastAsia="Avenir Next"/>
                 <w:b/>
                 <w:color w:val="003A70"/>
-                <w:sz w:val="17"/>
+                <w:sz w:val="22"/>
                 <w:szCs w:val="17"/>
               </w:rPr>
               <w:t xml:space="preserve">Hint  </w:t>
@@ -1946,7 +1950,7 @@
                 <w:rFonts w:ascii="Avenir Next" w:hAnsi="Avenir Next" w:cs="Avenir Next" w:eastAsia="Avenir Next"/>
                 <w:i/>
                 <w:color w:val="5A5F66"/>
-                <w:sz w:val="17"/>
+                <w:sz w:val="22"/>
                 <w:szCs w:val="17"/>
               </w:rPr>
               <w:t xml:space="preserve">Seconds come first; multiply by 50 for the feet.</w:t>
@@ -1965,7 +1969,7 @@
                 <w:rFonts w:ascii="Avenir Next" w:hAnsi="Avenir Next" w:cs="Avenir Next" w:eastAsia="Avenir Next"/>
                 <w:b/>
                 <w:color w:val="1A1A1A"/>
-                <w:sz w:val="18"/>
+                <w:sz w:val="22"/>
                 <w:szCs w:val="18"/>
               </w:rPr>
               <w:t xml:space="preserve">Pair</w:t>
@@ -2000,18 +2004,18 @@
                 <w:rFonts w:ascii="Avenir Next" w:hAnsi="Avenir Next" w:cs="Avenir Next" w:eastAsia="Avenir Next"/>
                 <w:b/>
                 <w:color w:val="1A1A1A"/>
+                <w:sz w:val="22"/>
+                <w:szCs w:val="20"/>
+              </w:rPr>
+              <w:t xml:space="preserve">4.</w:t>
+            </w:r>
+            <w:r>
+              <w:rPr>
+                <w:rFonts w:ascii="Avenir Next" w:hAnsi="Avenir Next" w:cs="Avenir Next" w:eastAsia="Avenir Next"/>
+                <w:color w:val="1A1A1A"/>
                 <w:sz w:val="20"/>
                 <w:szCs w:val="20"/>
               </w:rPr>
-              <w:t xml:space="preserve">4.</w:t>
-            </w:r>
-            <w:r>
-              <w:rPr>
-                <w:rFonts w:ascii="Avenir Next" w:hAnsi="Avenir Next" w:cs="Avenir Next" w:eastAsia="Avenir Next"/>
-                <w:color w:val="1A1A1A"/>
-                <w:sz w:val="20"/>
-                <w:szCs w:val="20"/>
-              </w:rPr>
               <w:tab/>
             </w:r>
             <w:r>
@@ -2019,7 +2023,7 @@
                 <w:rFonts w:ascii="Avenir Next" w:hAnsi="Avenir Next" w:cs="Avenir Next" w:eastAsia="Avenir Next"/>
                 <w:b/>
                 <w:color w:val="1A1A1A"/>
-                <w:sz w:val="20"/>
+                <w:sz w:val="22"/>
                 <w:szCs w:val="20"/>
               </w:rPr>
               <w:t xml:space="preserve">Reading Log.  </w:t>
@@ -2028,7 +2032,7 @@
               <w:rPr>
                 <w:rFonts w:ascii="Avenir Next" w:hAnsi="Avenir Next" w:cs="Avenir Next" w:eastAsia="Avenir Next"/>
                 <w:color w:val="1A1A1A"/>
-                <w:sz w:val="20"/>
+                <w:sz w:val="22"/>
                 <w:szCs w:val="20"/>
               </w:rPr>
               <w:t xml:space="preserve">Sofia’s table shows </w:t>
@@ -2038,7 +2042,7 @@
                 <w:rFonts w:ascii="Avenir Next" w:hAnsi="Avenir Next" w:cs="Avenir Next" w:eastAsia="Avenir Next"/>
                 <w:i/>
                 <w:color w:val="1A1A1A"/>
-                <w:sz w:val="20"/>
+                <w:sz w:val="22"/>
                 <w:szCs w:val="20"/>
               </w:rPr>
               <w:t xml:space="preserve">x</w:t>
@@ -2047,7 +2051,7 @@
               <w:rPr>
                 <w:rFonts w:ascii="Avenir Next" w:hAnsi="Avenir Next" w:cs="Avenir Next" w:eastAsia="Avenir Next"/>
                 <w:color w:val="1A1A1A"/>
-                <w:sz w:val="20"/>
+                <w:sz w:val="22"/>
                 <w:szCs w:val="20"/>
               </w:rPr>
               <w:t xml:space="preserve">: 1, 2, 3, 4 nights and </w:t>
@@ -2057,7 +2061,7 @@
                 <w:rFonts w:ascii="Avenir Next" w:hAnsi="Avenir Next" w:cs="Avenir Next" w:eastAsia="Avenir Next"/>
                 <w:i/>
                 <w:color w:val="1A1A1A"/>
-                <w:sz w:val="20"/>
+                <w:sz w:val="22"/>
                 <w:szCs w:val="20"/>
               </w:rPr>
               <w:t xml:space="preserve">y</w:t>
@@ -2066,7 +2070,7 @@
               <w:rPr>
                 <w:rFonts w:ascii="Avenir Next" w:hAnsi="Avenir Next" w:cs="Avenir Next" w:eastAsia="Avenir Next"/>
                 <w:color w:val="1A1A1A"/>
-                <w:sz w:val="20"/>
+                <w:sz w:val="22"/>
                 <w:szCs w:val="20"/>
               </w:rPr>
               <w:t xml:space="preserve">: 25, 50, 75, 100 minutes read. For the third night she plotted (75, 3). What did she do wrong? Give the correct point.</w:t>
@@ -2083,7 +2087,7 @@
                 <w:rFonts w:ascii="Avenir Next" w:hAnsi="Avenir Next" w:cs="Avenir Next" w:eastAsia="Avenir Next"/>
                 <w:b/>
                 <w:color w:val="003A70"/>
-                <w:sz w:val="17"/>
+                <w:sz w:val="22"/>
                 <w:szCs w:val="17"/>
               </w:rPr>
               <w:t xml:space="preserve">Hint  </w:t>
@@ -2093,7 +2097,7 @@
                 <w:rFonts w:ascii="Avenir Next" w:hAnsi="Avenir Next" w:cs="Avenir Next" w:eastAsia="Avenir Next"/>
                 <w:i/>
                 <w:color w:val="5A5F66"/>
-                <w:sz w:val="17"/>
+                <w:sz w:val="22"/>
                 <w:szCs w:val="17"/>
               </w:rPr>
               <w:t xml:space="preserve">Which quantity is </w:t>
@@ -2103,7 +2107,7 @@
                 <w:rFonts w:ascii="Avenir Next" w:hAnsi="Avenir Next" w:cs="Avenir Next" w:eastAsia="Avenir Next"/>
                 <w:i/>
                 <w:color w:val="5A5F66"/>
-                <w:sz w:val="17"/>
+                <w:sz w:val="22"/>
                 <w:szCs w:val="17"/>
               </w:rPr>
               <w:t xml:space="preserve">x</w:t>
@@ -2113,7 +2117,7 @@
                 <w:rFonts w:ascii="Avenir Next" w:hAnsi="Avenir Next" w:cs="Avenir Next" w:eastAsia="Avenir Next"/>
                 <w:i/>
                 <w:color w:val="5A5F66"/>
-                <w:sz w:val="17"/>
+                <w:sz w:val="22"/>
                 <w:szCs w:val="17"/>
               </w:rPr>
               <w:t xml:space="preserve"> in the table?</w:t>
@@ -2132,7 +2136,7 @@
                 <w:rFonts w:ascii="Avenir Next" w:hAnsi="Avenir Next" w:cs="Avenir Next" w:eastAsia="Avenir Next"/>
                 <w:b/>
                 <w:color w:val="1A1A1A"/>
-                <w:sz w:val="18"/>
+                <w:sz w:val="22"/>
                 <w:szCs w:val="18"/>
               </w:rPr>
               <w:t xml:space="preserve">Point</w:t>
@@ -2152,12 +2156,12 @@
     </w:tbl>
     <w:p>
       <w:pPr>
-        <w:spacing w:before="0" w:after="0" w:line="20" w:lineRule="exact"/>
+        <w:spacing w:before="0" w:after="0" w:line="50" w:lineRule="exact"/>
       </w:pPr>
     </w:p>
     <w:p>
       <w:pPr>
-        <w:spacing w:before="0" w:after="0" w:line="20" w:lineRule="exact"/>
+        <w:spacing w:before="0" w:after="0" w:line="50" w:lineRule="exact"/>
       </w:pPr>
     </w:p>
     <w:tbl>
@@ -2241,35 +2245,35 @@
                       <w:rFonts w:ascii="Avenir Next" w:hAnsi="Avenir Next" w:cs="Avenir Next" w:eastAsia="Avenir Next"/>
                       <w:b/>
                       <w:color w:val="1A1A1A"/>
+                      <w:sz w:val="22"/>
+                      <w:szCs w:val="20"/>
+                    </w:rPr>
+                    <w:t xml:space="preserve">5.</w:t>
+                  </w:r>
+                  <w:r>
+                    <w:rPr>
+                      <w:rFonts w:ascii="Avenir Next" w:hAnsi="Avenir Next" w:cs="Avenir Next" w:eastAsia="Avenir Next"/>
+                      <w:color w:val="1A1A1A"/>
                       <w:sz w:val="20"/>
                       <w:szCs w:val="20"/>
                     </w:rPr>
-                    <w:t xml:space="preserve">5.</w:t>
-                  </w:r>
-                  <w:r>
-                    <w:rPr>
-                      <w:rFonts w:ascii="Avenir Next" w:hAnsi="Avenir Next" w:cs="Avenir Next" w:eastAsia="Avenir Next"/>
-                      <w:color w:val="1A1A1A"/>
-                      <w:sz w:val="20"/>
+                    <w:tab/>
+                  </w:r>
+                  <w:r>
+                    <w:rPr>
+                      <w:rFonts w:ascii="Avenir Next" w:hAnsi="Avenir Next" w:cs="Avenir Next" w:eastAsia="Avenir Next"/>
+                      <w:b/>
+                      <w:color w:val="1A1A1A"/>
+                      <w:sz w:val="22"/>
                       <w:szCs w:val="20"/>
                     </w:rPr>
-                    <w:tab/>
-                  </w:r>
-                  <w:r>
-                    <w:rPr>
-                      <w:rFonts w:ascii="Avenir Next" w:hAnsi="Avenir Next" w:cs="Avenir Next" w:eastAsia="Avenir Next"/>
-                      <w:b/>
-                      <w:color w:val="1A1A1A"/>
-                      <w:sz w:val="20"/>
-                      <w:szCs w:val="20"/>
-                    </w:rPr>
                     <w:t xml:space="preserve">Craft Ribbon.  </w:t>
                   </w:r>
                   <w:r>
                     <w:rPr>
                       <w:rFonts w:ascii="Avenir Next" w:hAnsi="Avenir Next" w:cs="Avenir Next" w:eastAsia="Avenir Next"/>
                       <w:color w:val="1A1A1A"/>
-                      <w:sz w:val="20"/>
+                      <w:sz w:val="22"/>
                       <w:szCs w:val="20"/>
                     </w:rPr>
                     <w:t xml:space="preserve">Ribbon costs $3 for every yard. Complete the table. Then plot the points on the grid.</w:t>
@@ -2286,7 +2290,7 @@
                       <w:rFonts w:ascii="Avenir Next" w:hAnsi="Avenir Next" w:cs="Avenir Next" w:eastAsia="Avenir Next"/>
                       <w:b/>
                       <w:color w:val="003A70"/>
-                      <w:sz w:val="17"/>
+                      <w:sz w:val="22"/>
                       <w:szCs w:val="17"/>
                     </w:rPr>
                     <w:t xml:space="preserve">Hint  </w:t>
@@ -2296,7 +2300,7 @@
                       <w:rFonts w:ascii="Avenir Next" w:hAnsi="Avenir Next" w:cs="Avenir Next" w:eastAsia="Avenir Next"/>
                       <w:i/>
                       <w:color w:val="5A5F66"/>
-                      <w:sz w:val="17"/>
+                      <w:sz w:val="22"/>
                       <w:szCs w:val="17"/>
                     </w:rPr>
                     <w:t xml:space="preserve">Each row of the table is one point.</w:t>
@@ -2351,7 +2355,7 @@
                             <w:rFonts w:ascii="Avenir Next" w:hAnsi="Avenir Next" w:cs="Avenir Next" w:eastAsia="Avenir Next"/>
                             <w:b/>
                             <w:color w:val="1A1A1A"/>
-                            <w:sz w:val="19"/>
+                            <w:sz w:val="22"/>
                             <w:szCs w:val="19"/>
                           </w:rPr>
                           <w:t xml:space="preserve">Yards (</w:t>
@@ -2362,7 +2366,7 @@
                             <w:b/>
                             <w:i/>
                             <w:color w:val="1A1A1A"/>
-                            <w:sz w:val="19"/>
+                            <w:sz w:val="22"/>
                             <w:szCs w:val="19"/>
                           </w:rPr>
                           <w:t xml:space="preserve">x</w:t>
@@ -2372,7 +2376,7 @@
                             <w:rFonts w:ascii="Avenir Next" w:hAnsi="Avenir Next" w:cs="Avenir Next" w:eastAsia="Avenir Next"/>
                             <w:b/>
                             <w:color w:val="1A1A1A"/>
-                            <w:sz w:val="19"/>
+                            <w:sz w:val="22"/>
                             <w:szCs w:val="19"/>
                           </w:rPr>
                           <w:t xml:space="preserve">)</w:t>
@@ -2393,7 +2397,7 @@
                           <w:rPr>
                             <w:rFonts w:ascii="Avenir Next" w:hAnsi="Avenir Next" w:cs="Avenir Next" w:eastAsia="Avenir Next"/>
                             <w:color w:val="1A1A1A"/>
-                            <w:sz w:val="19"/>
+                            <w:sz w:val="22"/>
                             <w:szCs w:val="19"/>
                           </w:rPr>
                           <w:t xml:space="preserve">2</w:t>
@@ -2414,7 +2418,7 @@
                           <w:rPr>
                             <w:rFonts w:ascii="Avenir Next" w:hAnsi="Avenir Next" w:cs="Avenir Next" w:eastAsia="Avenir Next"/>
                             <w:color w:val="1A1A1A"/>
-                            <w:sz w:val="19"/>
+                            <w:sz w:val="22"/>
                             <w:szCs w:val="19"/>
                           </w:rPr>
                           <w:t xml:space="preserve">5</w:t>
@@ -2435,7 +2439,7 @@
                           <w:rPr>
                             <w:rFonts w:ascii="Avenir Next" w:hAnsi="Avenir Next" w:cs="Avenir Next" w:eastAsia="Avenir Next"/>
                             <w:color w:val="1A1A1A"/>
-                            <w:sz w:val="19"/>
+                            <w:sz w:val="22"/>
                             <w:szCs w:val="19"/>
                           </w:rPr>
                           <w:t xml:space="preserve">8</w:t>
@@ -2464,7 +2468,7 @@
                             <w:rFonts w:ascii="Avenir Next" w:hAnsi="Avenir Next" w:cs="Avenir Next" w:eastAsia="Avenir Next"/>
                             <w:b/>
                             <w:color w:val="1A1A1A"/>
-                            <w:sz w:val="19"/>
+                            <w:sz w:val="22"/>
                             <w:szCs w:val="19"/>
                           </w:rPr>
                           <w:t xml:space="preserve">Cost ($) (</w:t>
@@ -2475,7 +2479,7 @@
                             <w:b/>
                             <w:i/>
                             <w:color w:val="1A1A1A"/>
-                            <w:sz w:val="19"/>
+                            <w:sz w:val="22"/>
                             <w:szCs w:val="19"/>
                           </w:rPr>
                           <w:t xml:space="preserve">y</w:t>
@@ -2485,7 +2489,7 @@
                             <w:rFonts w:ascii="Avenir Next" w:hAnsi="Avenir Next" w:cs="Avenir Next" w:eastAsia="Avenir Next"/>
                             <w:b/>
                             <w:color w:val="1A1A1A"/>
-                            <w:sz w:val="19"/>
+                            <w:sz w:val="22"/>
                             <w:szCs w:val="19"/>
                           </w:rPr>
                           <w:t xml:space="preserve">)</w:t>
@@ -2499,7 +2503,7 @@
                       </w:tcPr>
                       <w:p>
                         <w:pPr>
-                          <w:spacing w:before="0" w:after="0" w:line="240" w:lineRule="auto"/>
+                          <w:spacing w:before="0" w:after="0" w:line="50" w:lineRule="exact"/>
                         </w:pPr>
                       </w:p>
                     </w:tc>
@@ -2510,7 +2514,7 @@
                       </w:tcPr>
                       <w:p>
                         <w:pPr>
-                          <w:spacing w:before="0" w:after="0" w:line="240" w:lineRule="auto"/>
+                          <w:spacing w:before="0" w:after="0" w:line="50" w:lineRule="exact"/>
                         </w:pPr>
                       </w:p>
                     </w:tc>
@@ -2521,7 +2525,7 @@
                       </w:tcPr>
                       <w:p>
                         <w:pPr>
-                          <w:spacing w:before="0" w:after="0" w:line="240" w:lineRule="auto"/>
+                          <w:spacing w:before="0" w:after="0" w:line="50" w:lineRule="exact"/>
                         </w:pPr>
                       </w:p>
                     </w:tc>
@@ -2529,7 +2533,7 @@
                 </w:tbl>
                 <w:p>
                   <w:pPr>
-                    <w:spacing w:before="0" w:after="0" w:line="24" w:lineRule="auto"/>
+                    <w:spacing w:before="0" w:after="0" w:line="50" w:lineRule="exact"/>
                   </w:pPr>
                 </w:p>
               </w:tc>
@@ -2547,7 +2551,7 @@
                     <w:drawing>
                       <wp:inline distT="0" distB="0" distL="0" distR="0">
                         <wp:extent cx="2103120" cy="1722894"/>
-                        <wp:docPr id="2" name="Figure 2"/>
+                        <wp:docPr id="2" name="Figure 2" descr="Coordinate grid. Horizontal axis Yards: 0 to 10, ticks every 1. Vertical axis Cost ($): 0 to 30, ticks every 3. Blank grid for the student to plot."/>
                         <a:graphic xmlns:a="http://schemas.openxmlformats.org/drawingml/2006/main">
                           <a:graphicData uri="http://schemas.openxmlformats.org/drawingml/2006/picture">
                             <pic:pic xmlns:pic="http://schemas.openxmlformats.org/drawingml/2006/picture">
@@ -2582,7 +2586,7 @@
           </w:tbl>
           <w:p>
             <w:pPr>
-              <w:spacing w:before="0" w:after="0" w:line="24" w:lineRule="auto"/>
+              <w:spacing w:before="0" w:after="0" w:line="50" w:lineRule="exact"/>
             </w:pPr>
           </w:p>
         </w:tc>
@@ -2590,12 +2594,12 @@
     </w:tbl>
     <w:p>
       <w:pPr>
-        <w:spacing w:before="0" w:after="0" w:line="20" w:lineRule="exact"/>
+        <w:spacing w:before="0" w:after="0" w:line="50" w:lineRule="exact"/>
       </w:pPr>
     </w:p>
     <w:p>
       <w:pPr>
-        <w:spacing w:before="0" w:after="0" w:line="20" w:lineRule="exact"/>
+        <w:spacing w:before="0" w:after="0" w:line="50" w:lineRule="exact"/>
       </w:pPr>
     </w:p>
     <w:tbl>
@@ -2645,18 +2649,18 @@
                 <w:rFonts w:ascii="Avenir Next" w:hAnsi="Avenir Next" w:cs="Avenir Next" w:eastAsia="Avenir Next"/>
                 <w:b/>
                 <w:color w:val="1A1A1A"/>
+                <w:sz w:val="22"/>
+                <w:szCs w:val="20"/>
+              </w:rPr>
+              <w:t xml:space="preserve">6.</w:t>
+            </w:r>
+            <w:r>
+              <w:rPr>
+                <w:rFonts w:ascii="Avenir Next" w:hAnsi="Avenir Next" w:cs="Avenir Next" w:eastAsia="Avenir Next"/>
+                <w:color w:val="1A1A1A"/>
                 <w:sz w:val="20"/>
                 <w:szCs w:val="20"/>
               </w:rPr>
-              <w:t xml:space="preserve">6.</w:t>
-            </w:r>
-            <w:r>
-              <w:rPr>
-                <w:rFonts w:ascii="Avenir Next" w:hAnsi="Avenir Next" w:cs="Avenir Next" w:eastAsia="Avenir Next"/>
-                <w:color w:val="1A1A1A"/>
-                <w:sz w:val="20"/>
-                <w:szCs w:val="20"/>
-              </w:rPr>
               <w:tab/>
             </w:r>
             <w:r>
@@ -2664,7 +2668,7 @@
                 <w:rFonts w:ascii="Avenir Next" w:hAnsi="Avenir Next" w:cs="Avenir Next" w:eastAsia="Avenir Next"/>
                 <w:b/>
                 <w:color w:val="1A1A1A"/>
-                <w:sz w:val="20"/>
+                <w:sz w:val="22"/>
                 <w:szCs w:val="20"/>
               </w:rPr>
               <w:t xml:space="preserve">Corn Rows.  </w:t>
@@ -2673,7 +2677,7 @@
               <w:rPr>
                 <w:rFonts w:ascii="Avenir Next" w:hAnsi="Avenir Next" w:cs="Avenir Next" w:eastAsia="Avenir Next"/>
                 <w:color w:val="1A1A1A"/>
-                <w:sz w:val="20"/>
+                <w:sz w:val="22"/>
                 <w:szCs w:val="20"/>
               </w:rPr>
               <w:t xml:space="preserve">A garden plants 18 corn seeds in every row. Write the ordered pair for 5 rows. Then tell what it means.</w:t>
@@ -2690,7 +2694,7 @@
                 <w:rFonts w:ascii="Avenir Next" w:hAnsi="Avenir Next" w:cs="Avenir Next" w:eastAsia="Avenir Next"/>
                 <w:b/>
                 <w:color w:val="003A70"/>
-                <w:sz w:val="17"/>
+                <w:sz w:val="22"/>
                 <w:szCs w:val="17"/>
               </w:rPr>
               <w:t xml:space="preserve">Hint  </w:t>
@@ -2700,7 +2704,7 @@
                 <w:rFonts w:ascii="Avenir Next" w:hAnsi="Avenir Next" w:cs="Avenir Next" w:eastAsia="Avenir Next"/>
                 <w:i/>
                 <w:color w:val="5A5F66"/>
-                <w:sz w:val="17"/>
+                <w:sz w:val="22"/>
                 <w:szCs w:val="17"/>
               </w:rPr>
               <w:t xml:space="preserve">Multiply 5 by 18.</w:t>
@@ -2719,7 +2723,7 @@
                 <w:rFonts w:ascii="Avenir Next" w:hAnsi="Avenir Next" w:cs="Avenir Next" w:eastAsia="Avenir Next"/>
                 <w:b/>
                 <w:color w:val="1A1A1A"/>
-                <w:sz w:val="18"/>
+                <w:sz w:val="22"/>
                 <w:szCs w:val="18"/>
               </w:rPr>
               <w:t xml:space="preserve">Pair</w:t>
@@ -2739,12 +2743,12 @@
     </w:tbl>
     <w:p>
       <w:pPr>
-        <w:spacing w:before="0" w:after="0" w:line="20" w:lineRule="exact"/>
+        <w:spacing w:before="0" w:after="0" w:line="50" w:lineRule="exact"/>
       </w:pPr>
     </w:p>
     <w:p>
       <w:pPr>
-        <w:spacing w:before="0" w:after="0" w:line="20" w:lineRule="exact"/>
+        <w:spacing w:before="0" w:after="0" w:line="50" w:lineRule="exact"/>
       </w:pPr>
     </w:p>
     <w:tbl>
@@ -2794,18 +2798,18 @@
                 <w:rFonts w:ascii="Avenir Next" w:hAnsi="Avenir Next" w:cs="Avenir Next" w:eastAsia="Avenir Next"/>
                 <w:b/>
                 <w:color w:val="1A1A1A"/>
+                <w:sz w:val="22"/>
+                <w:szCs w:val="20"/>
+              </w:rPr>
+              <w:t xml:space="preserve">7.</w:t>
+            </w:r>
+            <w:r>
+              <w:rPr>
+                <w:rFonts w:ascii="Avenir Next" w:hAnsi="Avenir Next" w:cs="Avenir Next" w:eastAsia="Avenir Next"/>
+                <w:color w:val="1A1A1A"/>
                 <w:sz w:val="20"/>
                 <w:szCs w:val="20"/>
               </w:rPr>
-              <w:t xml:space="preserve">7.</w:t>
-            </w:r>
-            <w:r>
-              <w:rPr>
-                <w:rFonts w:ascii="Avenir Next" w:hAnsi="Avenir Next" w:cs="Avenir Next" w:eastAsia="Avenir Next"/>
-                <w:color w:val="1A1A1A"/>
-                <w:sz w:val="20"/>
-                <w:szCs w:val="20"/>
-              </w:rPr>
               <w:tab/>
             </w:r>
             <w:r>
@@ -2813,7 +2817,7 @@
                 <w:rFonts w:ascii="Avenir Next" w:hAnsi="Avenir Next" w:cs="Avenir Next" w:eastAsia="Avenir Next"/>
                 <w:b/>
                 <w:color w:val="1A1A1A"/>
-                <w:sz w:val="20"/>
+                <w:sz w:val="22"/>
                 <w:szCs w:val="20"/>
               </w:rPr>
               <w:t xml:space="preserve">From Pairs to a Pattern.  </w:t>
@@ -2822,7 +2826,7 @@
               <w:rPr>
                 <w:rFonts w:ascii="Avenir Next" w:hAnsi="Avenir Next" w:cs="Avenir Next" w:eastAsia="Avenir Next"/>
                 <w:color w:val="1A1A1A"/>
-                <w:sz w:val="20"/>
+                <w:sz w:val="22"/>
                 <w:szCs w:val="20"/>
               </w:rPr>
               <w:t xml:space="preserve">A table gives the pairs (1, 5), (2, 10), (3, 15).</w:t>
@@ -2839,7 +2843,7 @@
                 <w:rFonts w:ascii="Avenir Next" w:hAnsi="Avenir Next" w:cs="Avenir Next" w:eastAsia="Avenir Next"/>
                 <w:b/>
                 <w:color w:val="003A70"/>
-                <w:sz w:val="17"/>
+                <w:sz w:val="22"/>
                 <w:szCs w:val="17"/>
               </w:rPr>
               <w:t xml:space="preserve">Hint  </w:t>
@@ -2849,7 +2853,7 @@
                 <w:rFonts w:ascii="Avenir Next" w:hAnsi="Avenir Next" w:cs="Avenir Next" w:eastAsia="Avenir Next"/>
                 <w:i/>
                 <w:color w:val="5A5F66"/>
-                <w:sz w:val="17"/>
+                <w:sz w:val="22"/>
                 <w:szCs w:val="17"/>
               </w:rPr>
               <w:t xml:space="preserve">Compare each </w:t>
@@ -2859,7 +2863,7 @@
                 <w:rFonts w:ascii="Avenir Next" w:hAnsi="Avenir Next" w:cs="Avenir Next" w:eastAsia="Avenir Next"/>
                 <w:i/>
                 <w:color w:val="5A5F66"/>
-                <w:sz w:val="17"/>
+                <w:sz w:val="22"/>
                 <w:szCs w:val="17"/>
               </w:rPr>
               <w:t xml:space="preserve">y</w:t>
@@ -2869,7 +2873,7 @@
                 <w:rFonts w:ascii="Avenir Next" w:hAnsi="Avenir Next" w:cs="Avenir Next" w:eastAsia="Avenir Next"/>
                 <w:i/>
                 <w:color w:val="5A5F66"/>
-                <w:sz w:val="17"/>
+                <w:sz w:val="22"/>
                 <w:szCs w:val="17"/>
               </w:rPr>
               <w:t xml:space="preserve"> with its </w:t>
@@ -2879,7 +2883,7 @@
                 <w:rFonts w:ascii="Avenir Next" w:hAnsi="Avenir Next" w:cs="Avenir Next" w:eastAsia="Avenir Next"/>
                 <w:i/>
                 <w:color w:val="5A5F66"/>
-                <w:sz w:val="17"/>
+                <w:sz w:val="22"/>
                 <w:szCs w:val="17"/>
               </w:rPr>
               <w:t xml:space="preserve">x</w:t>
@@ -2889,7 +2893,7 @@
                 <w:rFonts w:ascii="Avenir Next" w:hAnsi="Avenir Next" w:cs="Avenir Next" w:eastAsia="Avenir Next"/>
                 <w:i/>
                 <w:color w:val="5A5F66"/>
-                <w:sz w:val="17"/>
+                <w:sz w:val="22"/>
                 <w:szCs w:val="17"/>
               </w:rPr>
               <w:t xml:space="preserve">.</w:t>
@@ -2909,25 +2913,25 @@
                 <w:rFonts w:ascii="Avenir Next" w:hAnsi="Avenir Next" w:cs="Avenir Next" w:eastAsia="Avenir Next"/>
                 <w:b/>
                 <w:color w:val="003A70"/>
+                <w:sz w:val="22"/>
+                <w:szCs w:val="20"/>
+              </w:rPr>
+              <w:t xml:space="preserve">a.</w:t>
+            </w:r>
+            <w:r>
+              <w:rPr>
+                <w:rFonts w:ascii="Avenir Next" w:hAnsi="Avenir Next" w:cs="Avenir Next" w:eastAsia="Avenir Next"/>
+                <w:color w:val="1A1A1A"/>
                 <w:sz w:val="20"/>
                 <w:szCs w:val="20"/>
               </w:rPr>
-              <w:t xml:space="preserve">a.</w:t>
-            </w:r>
-            <w:r>
-              <w:rPr>
-                <w:rFonts w:ascii="Avenir Next" w:hAnsi="Avenir Next" w:cs="Avenir Next" w:eastAsia="Avenir Next"/>
-                <w:color w:val="1A1A1A"/>
-                <w:sz w:val="20"/>
-                <w:szCs w:val="20"/>
-              </w:rPr>
               <w:tab/>
             </w:r>
             <w:r>
               <w:rPr>
                 <w:rFonts w:ascii="Avenir Next" w:hAnsi="Avenir Next" w:cs="Avenir Next" w:eastAsia="Avenir Next"/>
                 <w:color w:val="1A1A1A"/>
-                <w:sz w:val="20"/>
+                <w:sz w:val="22"/>
                 <w:szCs w:val="20"/>
               </w:rPr>
               <w:t xml:space="preserve">Describe the rule.</w:t>
@@ -2966,25 +2970,25 @@
                 <w:rFonts w:ascii="Avenir Next" w:hAnsi="Avenir Next" w:cs="Avenir Next" w:eastAsia="Avenir Next"/>
                 <w:b/>
                 <w:color w:val="003A70"/>
+                <w:sz w:val="22"/>
+                <w:szCs w:val="20"/>
+              </w:rPr>
+              <w:t xml:space="preserve">b.</w:t>
+            </w:r>
+            <w:r>
+              <w:rPr>
+                <w:rFonts w:ascii="Avenir Next" w:hAnsi="Avenir Next" w:cs="Avenir Next" w:eastAsia="Avenir Next"/>
+                <w:color w:val="1A1A1A"/>
                 <w:sz w:val="20"/>
                 <w:szCs w:val="20"/>
               </w:rPr>
-              <w:t xml:space="preserve">b.</w:t>
-            </w:r>
-            <w:r>
-              <w:rPr>
-                <w:rFonts w:ascii="Avenir Next" w:hAnsi="Avenir Next" w:cs="Avenir Next" w:eastAsia="Avenir Next"/>
-                <w:color w:val="1A1A1A"/>
-                <w:sz w:val="20"/>
-                <w:szCs w:val="20"/>
-              </w:rPr>
               <w:tab/>
             </w:r>
             <w:r>
               <w:rPr>
                 <w:rFonts w:ascii="Avenir Next" w:hAnsi="Avenir Next" w:cs="Avenir Next" w:eastAsia="Avenir Next"/>
                 <w:color w:val="1A1A1A"/>
-                <w:sz w:val="20"/>
+                <w:sz w:val="22"/>
                 <w:szCs w:val="20"/>
               </w:rPr>
               <w:t xml:space="preserve">What shape do the points make?</w:t>
@@ -3023,25 +3027,25 @@
                 <w:rFonts w:ascii="Avenir Next" w:hAnsi="Avenir Next" w:cs="Avenir Next" w:eastAsia="Avenir Next"/>
                 <w:b/>
                 <w:color w:val="003A70"/>
+                <w:sz w:val="22"/>
+                <w:szCs w:val="20"/>
+              </w:rPr>
+              <w:t xml:space="preserve">c.</w:t>
+            </w:r>
+            <w:r>
+              <w:rPr>
+                <w:rFonts w:ascii="Avenir Next" w:hAnsi="Avenir Next" w:cs="Avenir Next" w:eastAsia="Avenir Next"/>
+                <w:color w:val="1A1A1A"/>
                 <w:sz w:val="20"/>
                 <w:szCs w:val="20"/>
               </w:rPr>
-              <w:t xml:space="preserve">c.</w:t>
-            </w:r>
-            <w:r>
-              <w:rPr>
-                <w:rFonts w:ascii="Avenir Next" w:hAnsi="Avenir Next" w:cs="Avenir Next" w:eastAsia="Avenir Next"/>
-                <w:color w:val="1A1A1A"/>
-                <w:sz w:val="20"/>
-                <w:szCs w:val="20"/>
-              </w:rPr>
               <w:tab/>
             </w:r>
             <w:r>
               <w:rPr>
                 <w:rFonts w:ascii="Avenir Next" w:hAnsi="Avenir Next" w:cs="Avenir Next" w:eastAsia="Avenir Next"/>
                 <w:color w:val="1A1A1A"/>
-                <w:sz w:val="20"/>
+                <w:sz w:val="22"/>
                 <w:szCs w:val="20"/>
               </w:rPr>
               <w:t xml:space="preserve">Write the pair for </w:t>
@@ -3051,7 +3055,7 @@
                 <w:rFonts w:ascii="Avenir Next" w:hAnsi="Avenir Next" w:cs="Avenir Next" w:eastAsia="Avenir Next"/>
                 <w:i/>
                 <w:color w:val="1A1A1A"/>
-                <w:sz w:val="20"/>
+                <w:sz w:val="22"/>
                 <w:szCs w:val="20"/>
               </w:rPr>
               <w:t xml:space="preserve">x</w:t>
@@ -3060,7 +3064,7 @@
               <w:rPr>
                 <w:rFonts w:ascii="Avenir Next" w:hAnsi="Avenir Next" w:cs="Avenir Next" w:eastAsia="Avenir Next"/>
                 <w:color w:val="1A1A1A"/>
-                <w:sz w:val="20"/>
+                <w:sz w:val="22"/>
                 <w:szCs w:val="20"/>
               </w:rPr>
               <w:t xml:space="preserve"> = 7.</w:t>
@@ -3090,12 +3094,12 @@
     </w:tbl>
     <w:p>
       <w:pPr>
-        <w:spacing w:before="0" w:after="0" w:line="20" w:lineRule="exact"/>
+        <w:spacing w:before="0" w:after="0" w:line="50" w:lineRule="exact"/>
       </w:pPr>
     </w:p>
     <w:p>
       <w:pPr>
-        <w:spacing w:before="0" w:after="0" w:line="20" w:lineRule="exact"/>
+        <w:spacing w:before="0" w:after="0" w:line="50" w:lineRule="exact"/>
       </w:pPr>
     </w:p>
     <w:tbl>
@@ -3179,54 +3183,54 @@
                       <w:rFonts w:ascii="Avenir Next" w:hAnsi="Avenir Next" w:cs="Avenir Next" w:eastAsia="Avenir Next"/>
                       <w:b/>
                       <w:color w:val="1A1A1A"/>
+                      <w:sz w:val="22"/>
+                      <w:szCs w:val="20"/>
+                    </w:rPr>
+                    <w:t xml:space="preserve">8.</w:t>
+                  </w:r>
+                  <w:r>
+                    <w:rPr>
+                      <w:rFonts w:ascii="Avenir Next" w:hAnsi="Avenir Next" w:cs="Avenir Next" w:eastAsia="Avenir Next"/>
+                      <w:color w:val="1A1A1A"/>
                       <w:sz w:val="20"/>
                       <w:szCs w:val="20"/>
                     </w:rPr>
-                    <w:t xml:space="preserve">8.</w:t>
-                  </w:r>
-                  <w:r>
-                    <w:rPr>
-                      <w:rFonts w:ascii="Avenir Next" w:hAnsi="Avenir Next" w:cs="Avenir Next" w:eastAsia="Avenir Next"/>
-                      <w:color w:val="1A1A1A"/>
-                      <w:sz w:val="20"/>
+                    <w:tab/>
+                  </w:r>
+                  <w:r>
+                    <w:rPr>
+                      <w:rFonts w:ascii="Avenir Next" w:hAnsi="Avenir Next" w:cs="Avenir Next" w:eastAsia="Avenir Next"/>
+                      <w:b/>
+                      <w:color w:val="1A1A1A"/>
+                      <w:sz w:val="22"/>
                       <w:szCs w:val="20"/>
                     </w:rPr>
-                    <w:tab/>
-                  </w:r>
-                  <w:r>
-                    <w:rPr>
-                      <w:rFonts w:ascii="Avenir Next" w:hAnsi="Avenir Next" w:cs="Avenir Next" w:eastAsia="Avenir Next"/>
-                      <w:b/>
-                      <w:color w:val="1A1A1A"/>
-                      <w:sz w:val="20"/>
+                    <w:t xml:space="preserve">With a Fee.  </w:t>
+                  </w:r>
+                  <w:r>
+                    <w:rPr>
+                      <w:rFonts w:ascii="Avenir Next" w:hAnsi="Avenir Next" w:cs="Avenir Next" w:eastAsia="Avenir Next"/>
+                      <w:color w:val="1A1A1A"/>
+                      <w:sz w:val="22"/>
                       <w:szCs w:val="20"/>
                     </w:rPr>
-                    <w:t xml:space="preserve">With a Fee.  </w:t>
-                  </w:r>
-                  <w:r>
-                    <w:rPr>
-                      <w:rFonts w:ascii="Avenir Next" w:hAnsi="Avenir Next" w:cs="Avenir Next" w:eastAsia="Avenir Next"/>
-                      <w:color w:val="1A1A1A"/>
-                      <w:sz w:val="20"/>
+                    <w:t xml:space="preserve">A service charges $4 plus $2 for each item. List the pairs for 1, 2 and 3 items. Plot them. Where does the line meet the </w:t>
+                  </w:r>
+                  <w:r>
+                    <w:rPr>
+                      <w:rFonts w:ascii="Avenir Next" w:hAnsi="Avenir Next" w:cs="Avenir Next" w:eastAsia="Avenir Next"/>
+                      <w:i/>
+                      <w:color w:val="1A1A1A"/>
+                      <w:sz w:val="22"/>
                       <w:szCs w:val="20"/>
                     </w:rPr>
-                    <w:t xml:space="preserve">A service charges $4 plus $2 for each item. List the pairs for 1, 2 and 3 items. Plot them. Where does the line meet the </w:t>
-                  </w:r>
-                  <w:r>
-                    <w:rPr>
-                      <w:rFonts w:ascii="Avenir Next" w:hAnsi="Avenir Next" w:cs="Avenir Next" w:eastAsia="Avenir Next"/>
-                      <w:i/>
-                      <w:color w:val="1A1A1A"/>
-                      <w:sz w:val="20"/>
-                      <w:szCs w:val="20"/>
-                    </w:rPr>
                     <w:t xml:space="preserve">y</w:t>
                   </w:r>
                   <w:r>
                     <w:rPr>
                       <w:rFonts w:ascii="Avenir Next" w:hAnsi="Avenir Next" w:cs="Avenir Next" w:eastAsia="Avenir Next"/>
                       <w:color w:val="1A1A1A"/>
-                      <w:sz w:val="20"/>
+                      <w:sz w:val="22"/>
                       <w:szCs w:val="20"/>
                     </w:rPr>
                     <w:t xml:space="preserve">-axis?</w:t>
@@ -3245,7 +3249,7 @@
                       <w:rFonts w:ascii="Avenir Next" w:hAnsi="Avenir Next" w:cs="Avenir Next" w:eastAsia="Avenir Next"/>
                       <w:b/>
                       <w:color w:val="1A1A1A"/>
-                      <w:sz w:val="18"/>
+                      <w:sz w:val="22"/>
                       <w:szCs w:val="18"/>
                     </w:rPr>
                     <w:t xml:space="preserve">y-axis point</w:t>
@@ -3275,7 +3279,7 @@
                     <w:drawing>
                       <wp:inline distT="0" distB="0" distL="0" distR="0">
                         <wp:extent cx="2103120" cy="1722894"/>
-                        <wp:docPr id="3" name="Figure 3"/>
+                        <wp:docPr id="3" name="Figure 3" descr="Coordinate grid. Horizontal axis Items: 0 to 5, ticks every 1. Vertical axis Cost ($): 0 to 14, ticks every 2. Blank grid for the student to plot."/>
                         <a:graphic xmlns:a="http://schemas.openxmlformats.org/drawingml/2006/main">
                           <a:graphicData uri="http://schemas.openxmlformats.org/drawingml/2006/picture">
                             <pic:pic xmlns:pic="http://schemas.openxmlformats.org/drawingml/2006/picture">
@@ -3310,7 +3314,7 @@
           </w:tbl>
           <w:p>
             <w:pPr>
-              <w:spacing w:before="0" w:after="0" w:line="24" w:lineRule="auto"/>
+              <w:spacing w:before="0" w:after="0" w:line="50" w:lineRule="exact"/>
             </w:pPr>
           </w:p>
         </w:tc>
@@ -3318,11 +3322,12 @@
     </w:tbl>
     <w:p>
       <w:pPr>
-        <w:spacing w:before="0" w:after="0" w:line="20" w:lineRule="exact"/>
+        <w:spacing w:before="0" w:after="0" w:line="50" w:lineRule="exact"/>
       </w:pPr>
     </w:p>
     <w:p>
       <w:pPr>
+        <w:pStyle w:val="Heading2"/>
         <w:keepNext/>
         <w:pBdr>
           <w:bottom w:val="single" w:sz="8" w:space="3" w:color="003A70"/>
@@ -3338,7 +3343,7 @@
           <w:b/>
           <w:color w:val="003A70"/>
           <w:spacing w:val="14"/>
-          <w:sz w:val="19"/>
+          <w:sz w:val="22"/>
           <w:szCs w:val="19"/>
         </w:rPr>
         <w:t xml:space="preserve">FIND THE ERROR</w:t>
@@ -3357,7 +3362,7 @@
           <w:rFonts w:ascii="Avenir Next" w:hAnsi="Avenir Next" w:cs="Avenir Next" w:eastAsia="Avenir Next"/>
           <w:i/>
           <w:color w:val="5A5F66"/>
-          <w:sz w:val="17"/>
+          <w:sz w:val="22"/>
           <w:szCs w:val="17"/>
         </w:rPr>
         <w:t xml:space="preserve">explain the mistake, then fix it</w:t>
@@ -3365,7 +3370,7 @@
     </w:p>
     <w:p>
       <w:pPr>
-        <w:spacing w:before="0" w:after="0" w:line="20" w:lineRule="exact"/>
+        <w:spacing w:before="0" w:after="0" w:line="50" w:lineRule="exact"/>
       </w:pPr>
     </w:p>
     <w:tbl>
@@ -3415,18 +3420,18 @@
                 <w:rFonts w:ascii="Avenir Next" w:hAnsi="Avenir Next" w:cs="Avenir Next" w:eastAsia="Avenir Next"/>
                 <w:b/>
                 <w:color w:val="1A1A1A"/>
+                <w:sz w:val="22"/>
+                <w:szCs w:val="20"/>
+              </w:rPr>
+              <w:t xml:space="preserve">9.</w:t>
+            </w:r>
+            <w:r>
+              <w:rPr>
+                <w:rFonts w:ascii="Avenir Next" w:hAnsi="Avenir Next" w:cs="Avenir Next" w:eastAsia="Avenir Next"/>
+                <w:color w:val="1A1A1A"/>
                 <w:sz w:val="20"/>
                 <w:szCs w:val="20"/>
               </w:rPr>
-              <w:t xml:space="preserve">9.</w:t>
-            </w:r>
-            <w:r>
-              <w:rPr>
-                <w:rFonts w:ascii="Avenir Next" w:hAnsi="Avenir Next" w:cs="Avenir Next" w:eastAsia="Avenir Next"/>
-                <w:color w:val="1A1A1A"/>
-                <w:sz w:val="20"/>
-                <w:szCs w:val="20"/>
-              </w:rPr>
               <w:tab/>
             </w:r>
             <w:r>
@@ -3434,7 +3439,7 @@
                 <w:rFonts w:ascii="Avenir Next" w:hAnsi="Avenir Next" w:cs="Avenir Next" w:eastAsia="Avenir Next"/>
                 <w:b/>
                 <w:color w:val="1A1A1A"/>
-                <w:sz w:val="20"/>
+                <w:sz w:val="22"/>
                 <w:szCs w:val="20"/>
               </w:rPr>
               <w:t xml:space="preserve">Jonah’s Work.  </w:t>
@@ -3443,7 +3448,7 @@
               <w:rPr>
                 <w:rFonts w:ascii="Avenir Next" w:hAnsi="Avenir Next" w:cs="Avenir Next" w:eastAsia="Avenir Next"/>
                 <w:color w:val="1A1A1A"/>
-                <w:sz w:val="20"/>
+                <w:sz w:val="22"/>
                 <w:szCs w:val="20"/>
               </w:rPr>
               <w:t xml:space="preserve">A parking garage charges $5 per hour. Jonah plotted the points (15, 3) and (25, 5). Explain his mistake and give the correct points.</w:t>
@@ -3489,7 +3494,7 @@
                 </w:tcPr>
                 <w:p>
                   <w:pPr>
-                    <w:spacing w:before="0" w:after="0" w:line="240" w:lineRule="auto"/>
+                    <w:spacing w:before="0" w:after="0" w:line="50" w:lineRule="exact"/>
                   </w:pPr>
                 </w:p>
               </w:tc>
@@ -3509,7 +3514,7 @@
                 </w:tcPr>
                 <w:p>
                   <w:pPr>
-                    <w:spacing w:before="0" w:after="0" w:line="240" w:lineRule="auto"/>
+                    <w:spacing w:before="0" w:after="0" w:line="50" w:lineRule="exact"/>
                   </w:pPr>
                 </w:p>
               </w:tc>
@@ -3529,7 +3534,7 @@
                 </w:tcPr>
                 <w:p>
                   <w:pPr>
-                    <w:spacing w:before="0" w:after="0" w:line="240" w:lineRule="auto"/>
+                    <w:spacing w:before="0" w:after="0" w:line="50" w:lineRule="exact"/>
                   </w:pPr>
                 </w:p>
               </w:tc>
@@ -3537,7 +3542,7 @@
           </w:tbl>
           <w:p>
             <w:pPr>
-              <w:spacing w:before="0" w:after="0" w:line="24" w:lineRule="auto"/>
+              <w:spacing w:before="0" w:after="0" w:line="50" w:lineRule="exact"/>
             </w:pPr>
           </w:p>
         </w:tc>
@@ -3545,11 +3550,12 @@
     </w:tbl>
     <w:p>
       <w:pPr>
-        <w:spacing w:before="0" w:after="0" w:line="20" w:lineRule="exact"/>
+        <w:spacing w:before="0" w:after="0" w:line="50" w:lineRule="exact"/>
       </w:pPr>
     </w:p>
     <w:p>
       <w:pPr>
+        <w:pStyle w:val="Heading2"/>
         <w:keepNext/>
         <w:pBdr>
           <w:bottom w:val="single" w:sz="8" w:space="3" w:color="003A70"/>
@@ -3565,7 +3571,7 @@
           <w:b/>
           <w:color w:val="003A70"/>
           <w:spacing w:val="14"/>
-          <w:sz w:val="19"/>
+          <w:sz w:val="22"/>
           <w:szCs w:val="19"/>
         </w:rPr>
         <w:t xml:space="preserve">TEST PRACTICE</w:t>
@@ -3584,7 +3590,7 @@
           <w:rFonts w:ascii="Avenir Next" w:hAnsi="Avenir Next" w:cs="Avenir Next" w:eastAsia="Avenir Next"/>
           <w:i/>
           <w:color w:val="5A5F66"/>
-          <w:sz w:val="17"/>
+          <w:sz w:val="22"/>
           <w:szCs w:val="17"/>
         </w:rPr>
         <w:t xml:space="preserve">choose the best answer</w:t>
@@ -3592,7 +3598,7 @@
     </w:p>
     <w:p>
       <w:pPr>
-        <w:spacing w:before="0" w:after="0" w:line="20" w:lineRule="exact"/>
+        <w:spacing w:before="0" w:after="0" w:line="50" w:lineRule="exact"/>
       </w:pPr>
     </w:p>
     <w:tbl>
@@ -3642,25 +3648,25 @@
                 <w:rFonts w:ascii="Avenir Next" w:hAnsi="Avenir Next" w:cs="Avenir Next" w:eastAsia="Avenir Next"/>
                 <w:b/>
                 <w:color w:val="1A1A1A"/>
+                <w:sz w:val="22"/>
+                <w:szCs w:val="20"/>
+              </w:rPr>
+              <w:t xml:space="preserve">10.</w:t>
+            </w:r>
+            <w:r>
+              <w:rPr>
+                <w:rFonts w:ascii="Avenir Next" w:hAnsi="Avenir Next" w:cs="Avenir Next" w:eastAsia="Avenir Next"/>
+                <w:color w:val="1A1A1A"/>
                 <w:sz w:val="20"/>
                 <w:szCs w:val="20"/>
               </w:rPr>
-              <w:t xml:space="preserve">10.</w:t>
-            </w:r>
-            <w:r>
-              <w:rPr>
-                <w:rFonts w:ascii="Avenir Next" w:hAnsi="Avenir Next" w:cs="Avenir Next" w:eastAsia="Avenir Next"/>
-                <w:color w:val="1A1A1A"/>
-                <w:sz w:val="20"/>
-                <w:szCs w:val="20"/>
-              </w:rPr>
               <w:tab/>
             </w:r>
             <w:r>
               <w:rPr>
                 <w:rFonts w:ascii="Avenir Next" w:hAnsi="Avenir Next" w:cs="Avenir Next" w:eastAsia="Avenir Next"/>
                 <w:color w:val="1A1A1A"/>
-                <w:sz w:val="20"/>
+                <w:sz w:val="22"/>
                 <w:szCs w:val="20"/>
               </w:rPr>
               <w:t xml:space="preserve">A table row with </w:t>
@@ -3670,7 +3676,7 @@
                 <w:rFonts w:ascii="Avenir Next" w:hAnsi="Avenir Next" w:cs="Avenir Next" w:eastAsia="Avenir Next"/>
                 <w:i/>
                 <w:color w:val="1A1A1A"/>
-                <w:sz w:val="20"/>
+                <w:sz w:val="22"/>
                 <w:szCs w:val="20"/>
               </w:rPr>
               <w:t xml:space="preserve">x</w:t>
@@ -3679,7 +3685,7 @@
               <w:rPr>
                 <w:rFonts w:ascii="Avenir Next" w:hAnsi="Avenir Next" w:cs="Avenir Next" w:eastAsia="Avenir Next"/>
                 <w:color w:val="1A1A1A"/>
-                <w:sz w:val="20"/>
+                <w:sz w:val="22"/>
                 <w:szCs w:val="20"/>
               </w:rPr>
               <w:t xml:space="preserve"> = 4 and </w:t>
@@ -3689,7 +3695,7 @@
                 <w:rFonts w:ascii="Avenir Next" w:hAnsi="Avenir Next" w:cs="Avenir Next" w:eastAsia="Avenir Next"/>
                 <w:i/>
                 <w:color w:val="1A1A1A"/>
-                <w:sz w:val="20"/>
+                <w:sz w:val="22"/>
                 <w:szCs w:val="20"/>
               </w:rPr>
               <w:t xml:space="preserve">y</w:t>
@@ -3698,7 +3704,7 @@
               <w:rPr>
                 <w:rFonts w:ascii="Avenir Next" w:hAnsi="Avenir Next" w:cs="Avenir Next" w:eastAsia="Avenir Next"/>
                 <w:color w:val="1A1A1A"/>
-                <w:sz w:val="20"/>
+                <w:sz w:val="22"/>
                 <w:szCs w:val="20"/>
               </w:rPr>
               <w:t xml:space="preserve"> = 20 becomes the ordered pair —</w:t>
@@ -3754,25 +3760,25 @@
                       <w:rFonts w:ascii="Avenir Next" w:hAnsi="Avenir Next" w:cs="Avenir Next" w:eastAsia="Avenir Next"/>
                       <w:b/>
                       <w:color w:val="003A70"/>
+                      <w:sz w:val="22"/>
+                      <w:szCs w:val="19"/>
+                    </w:rPr>
+                    <w:t xml:space="preserve">A</w:t>
+                  </w:r>
+                  <w:r>
+                    <w:rPr>
+                      <w:rFonts w:ascii="Avenir Next" w:hAnsi="Avenir Next" w:cs="Avenir Next" w:eastAsia="Avenir Next"/>
+                      <w:color w:val="1A1A1A"/>
                       <w:sz w:val="19"/>
                       <w:szCs w:val="19"/>
                     </w:rPr>
-                    <w:t xml:space="preserve">A</w:t>
-                  </w:r>
-                  <w:r>
-                    <w:rPr>
-                      <w:rFonts w:ascii="Avenir Next" w:hAnsi="Avenir Next" w:cs="Avenir Next" w:eastAsia="Avenir Next"/>
-                      <w:color w:val="1A1A1A"/>
-                      <w:sz w:val="19"/>
-                      <w:szCs w:val="19"/>
-                    </w:rPr>
                     <w:tab/>
                   </w:r>
                   <w:r>
                     <w:rPr>
                       <w:rFonts w:ascii="Avenir Next" w:hAnsi="Avenir Next" w:cs="Avenir Next" w:eastAsia="Avenir Next"/>
                       <w:color w:val="1A1A1A"/>
-                      <w:sz w:val="19"/>
+                      <w:sz w:val="22"/>
                       <w:szCs w:val="19"/>
                     </w:rPr>
                     <w:t xml:space="preserve">(20, 4)</w:t>
@@ -3797,25 +3803,25 @@
                       <w:rFonts w:ascii="Avenir Next" w:hAnsi="Avenir Next" w:cs="Avenir Next" w:eastAsia="Avenir Next"/>
                       <w:b/>
                       <w:color w:val="003A70"/>
+                      <w:sz w:val="22"/>
+                      <w:szCs w:val="19"/>
+                    </w:rPr>
+                    <w:t xml:space="preserve">B</w:t>
+                  </w:r>
+                  <w:r>
+                    <w:rPr>
+                      <w:rFonts w:ascii="Avenir Next" w:hAnsi="Avenir Next" w:cs="Avenir Next" w:eastAsia="Avenir Next"/>
+                      <w:color w:val="1A1A1A"/>
                       <w:sz w:val="19"/>
                       <w:szCs w:val="19"/>
                     </w:rPr>
-                    <w:t xml:space="preserve">B</w:t>
-                  </w:r>
-                  <w:r>
-                    <w:rPr>
-                      <w:rFonts w:ascii="Avenir Next" w:hAnsi="Avenir Next" w:cs="Avenir Next" w:eastAsia="Avenir Next"/>
-                      <w:color w:val="1A1A1A"/>
-                      <w:sz w:val="19"/>
-                      <w:szCs w:val="19"/>
-                    </w:rPr>
                     <w:tab/>
                   </w:r>
                   <w:r>
                     <w:rPr>
                       <w:rFonts w:ascii="Avenir Next" w:hAnsi="Avenir Next" w:cs="Avenir Next" w:eastAsia="Avenir Next"/>
                       <w:color w:val="1A1A1A"/>
-                      <w:sz w:val="19"/>
+                      <w:sz w:val="22"/>
                       <w:szCs w:val="19"/>
                     </w:rPr>
                     <w:t xml:space="preserve">(4, 20)</w:t>
@@ -3840,25 +3846,25 @@
                       <w:rFonts w:ascii="Avenir Next" w:hAnsi="Avenir Next" w:cs="Avenir Next" w:eastAsia="Avenir Next"/>
                       <w:b/>
                       <w:color w:val="003A70"/>
+                      <w:sz w:val="22"/>
+                      <w:szCs w:val="19"/>
+                    </w:rPr>
+                    <w:t xml:space="preserve">C</w:t>
+                  </w:r>
+                  <w:r>
+                    <w:rPr>
+                      <w:rFonts w:ascii="Avenir Next" w:hAnsi="Avenir Next" w:cs="Avenir Next" w:eastAsia="Avenir Next"/>
+                      <w:color w:val="1A1A1A"/>
                       <w:sz w:val="19"/>
                       <w:szCs w:val="19"/>
                     </w:rPr>
-                    <w:t xml:space="preserve">C</w:t>
-                  </w:r>
-                  <w:r>
-                    <w:rPr>
-                      <w:rFonts w:ascii="Avenir Next" w:hAnsi="Avenir Next" w:cs="Avenir Next" w:eastAsia="Avenir Next"/>
-                      <w:color w:val="1A1A1A"/>
-                      <w:sz w:val="19"/>
-                      <w:szCs w:val="19"/>
-                    </w:rPr>
                     <w:tab/>
                   </w:r>
                   <w:r>
                     <w:rPr>
                       <w:rFonts w:ascii="Avenir Next" w:hAnsi="Avenir Next" w:cs="Avenir Next" w:eastAsia="Avenir Next"/>
                       <w:color w:val="1A1A1A"/>
-                      <w:sz w:val="19"/>
+                      <w:sz w:val="22"/>
                       <w:szCs w:val="19"/>
                     </w:rPr>
                     <w:t xml:space="preserve">(4, 24)</w:t>
@@ -3883,25 +3889,25 @@
                       <w:rFonts w:ascii="Avenir Next" w:hAnsi="Avenir Next" w:cs="Avenir Next" w:eastAsia="Avenir Next"/>
                       <w:b/>
                       <w:color w:val="003A70"/>
+                      <w:sz w:val="22"/>
+                      <w:szCs w:val="19"/>
+                    </w:rPr>
+                    <w:t xml:space="preserve">D</w:t>
+                  </w:r>
+                  <w:r>
+                    <w:rPr>
+                      <w:rFonts w:ascii="Avenir Next" w:hAnsi="Avenir Next" w:cs="Avenir Next" w:eastAsia="Avenir Next"/>
+                      <w:color w:val="1A1A1A"/>
                       <w:sz w:val="19"/>
                       <w:szCs w:val="19"/>
                     </w:rPr>
-                    <w:t xml:space="preserve">D</w:t>
-                  </w:r>
-                  <w:r>
-                    <w:rPr>
-                      <w:rFonts w:ascii="Avenir Next" w:hAnsi="Avenir Next" w:cs="Avenir Next" w:eastAsia="Avenir Next"/>
-                      <w:color w:val="1A1A1A"/>
-                      <w:sz w:val="19"/>
-                      <w:szCs w:val="19"/>
-                    </w:rPr>
                     <w:tab/>
                   </w:r>
                   <w:r>
                     <w:rPr>
                       <w:rFonts w:ascii="Avenir Next" w:hAnsi="Avenir Next" w:cs="Avenir Next" w:eastAsia="Avenir Next"/>
                       <w:color w:val="1A1A1A"/>
-                      <w:sz w:val="19"/>
+                      <w:sz w:val="22"/>
                       <w:szCs w:val="19"/>
                     </w:rPr>
                     <w:t xml:space="preserve">(24, 4)</w:t>
@@ -3912,7 +3918,7 @@
           </w:tbl>
           <w:p>
             <w:pPr>
-              <w:spacing w:before="0" w:after="0" w:line="24" w:lineRule="auto"/>
+              <w:spacing w:before="0" w:after="0" w:line="50" w:lineRule="exact"/>
             </w:pPr>
           </w:p>
         </w:tc>
@@ -3920,12 +3926,12 @@
     </w:tbl>
     <w:p>
       <w:pPr>
-        <w:spacing w:before="0" w:after="0" w:line="20" w:lineRule="exact"/>
+        <w:spacing w:before="0" w:after="0" w:line="50" w:lineRule="exact"/>
       </w:pPr>
     </w:p>
     <w:p>
       <w:pPr>
-        <w:spacing w:before="0" w:after="0" w:line="20" w:lineRule="exact"/>
+        <w:spacing w:before="0" w:after="0" w:line="50" w:lineRule="exact"/>
       </w:pPr>
     </w:p>
     <w:tbl>
@@ -3975,25 +3981,25 @@
                 <w:rFonts w:ascii="Avenir Next" w:hAnsi="Avenir Next" w:cs="Avenir Next" w:eastAsia="Avenir Next"/>
                 <w:b/>
                 <w:color w:val="1A1A1A"/>
+                <w:sz w:val="22"/>
+                <w:szCs w:val="20"/>
+              </w:rPr>
+              <w:t xml:space="preserve">11.</w:t>
+            </w:r>
+            <w:r>
+              <w:rPr>
+                <w:rFonts w:ascii="Avenir Next" w:hAnsi="Avenir Next" w:cs="Avenir Next" w:eastAsia="Avenir Next"/>
+                <w:color w:val="1A1A1A"/>
                 <w:sz w:val="20"/>
                 <w:szCs w:val="20"/>
               </w:rPr>
-              <w:t xml:space="preserve">11.</w:t>
-            </w:r>
-            <w:r>
-              <w:rPr>
-                <w:rFonts w:ascii="Avenir Next" w:hAnsi="Avenir Next" w:cs="Avenir Next" w:eastAsia="Avenir Next"/>
-                <w:color w:val="1A1A1A"/>
-                <w:sz w:val="20"/>
-                <w:szCs w:val="20"/>
-              </w:rPr>
               <w:tab/>
             </w:r>
             <w:r>
               <w:rPr>
                 <w:rFonts w:ascii="Avenir Next" w:hAnsi="Avenir Next" w:cs="Avenir Next" w:eastAsia="Avenir Next"/>
                 <w:color w:val="1A1A1A"/>
-                <w:sz w:val="20"/>
+                <w:sz w:val="22"/>
                 <w:szCs w:val="20"/>
               </w:rPr>
               <w:t xml:space="preserve">At $9 per ticket, 3 tickets give the ordered pair —</w:t>
@@ -4049,25 +4055,25 @@
                       <w:rFonts w:ascii="Avenir Next" w:hAnsi="Avenir Next" w:cs="Avenir Next" w:eastAsia="Avenir Next"/>
                       <w:b/>
                       <w:color w:val="003A70"/>
+                      <w:sz w:val="22"/>
+                      <w:szCs w:val="19"/>
+                    </w:rPr>
+                    <w:t xml:space="preserve">A</w:t>
+                  </w:r>
+                  <w:r>
+                    <w:rPr>
+                      <w:rFonts w:ascii="Avenir Next" w:hAnsi="Avenir Next" w:cs="Avenir Next" w:eastAsia="Avenir Next"/>
+                      <w:color w:val="1A1A1A"/>
                       <w:sz w:val="19"/>
                       <w:szCs w:val="19"/>
                     </w:rPr>
-                    <w:t xml:space="preserve">A</w:t>
-                  </w:r>
-                  <w:r>
-                    <w:rPr>
-                      <w:rFonts w:ascii="Avenir Next" w:hAnsi="Avenir Next" w:cs="Avenir Next" w:eastAsia="Avenir Next"/>
-                      <w:color w:val="1A1A1A"/>
-                      <w:sz w:val="19"/>
-                      <w:szCs w:val="19"/>
-                    </w:rPr>
                     <w:tab/>
                   </w:r>
                   <w:r>
                     <w:rPr>
                       <w:rFonts w:ascii="Avenir Next" w:hAnsi="Avenir Next" w:cs="Avenir Next" w:eastAsia="Avenir Next"/>
                       <w:color w:val="1A1A1A"/>
-                      <w:sz w:val="19"/>
+                      <w:sz w:val="22"/>
                       <w:szCs w:val="19"/>
                     </w:rPr>
                     <w:t xml:space="preserve">(9, 3)</w:t>
@@ -4092,25 +4098,25 @@
                       <w:rFonts w:ascii="Avenir Next" w:hAnsi="Avenir Next" w:cs="Avenir Next" w:eastAsia="Avenir Next"/>
                       <w:b/>
                       <w:color w:val="003A70"/>
+                      <w:sz w:val="22"/>
+                      <w:szCs w:val="19"/>
+                    </w:rPr>
+                    <w:t xml:space="preserve">B</w:t>
+                  </w:r>
+                  <w:r>
+                    <w:rPr>
+                      <w:rFonts w:ascii="Avenir Next" w:hAnsi="Avenir Next" w:cs="Avenir Next" w:eastAsia="Avenir Next"/>
+                      <w:color w:val="1A1A1A"/>
                       <w:sz w:val="19"/>
                       <w:szCs w:val="19"/>
                     </w:rPr>
-                    <w:t xml:space="preserve">B</w:t>
-                  </w:r>
-                  <w:r>
-                    <w:rPr>
-                      <w:rFonts w:ascii="Avenir Next" w:hAnsi="Avenir Next" w:cs="Avenir Next" w:eastAsia="Avenir Next"/>
-                      <w:color w:val="1A1A1A"/>
-                      <w:sz w:val="19"/>
-                      <w:szCs w:val="19"/>
-                    </w:rPr>
                     <w:tab/>
                   </w:r>
                   <w:r>
                     <w:rPr>
                       <w:rFonts w:ascii="Avenir Next" w:hAnsi="Avenir Next" w:cs="Avenir Next" w:eastAsia="Avenir Next"/>
                       <w:color w:val="1A1A1A"/>
-                      <w:sz w:val="19"/>
+                      <w:sz w:val="22"/>
                       <w:szCs w:val="19"/>
                     </w:rPr>
                     <w:t xml:space="preserve">(3, 12)</w:t>
@@ -4135,25 +4141,25 @@
                       <w:rFonts w:ascii="Avenir Next" w:hAnsi="Avenir Next" w:cs="Avenir Next" w:eastAsia="Avenir Next"/>
                       <w:b/>
                       <w:color w:val="003A70"/>
+                      <w:sz w:val="22"/>
+                      <w:szCs w:val="19"/>
+                    </w:rPr>
+                    <w:t xml:space="preserve">C</w:t>
+                  </w:r>
+                  <w:r>
+                    <w:rPr>
+                      <w:rFonts w:ascii="Avenir Next" w:hAnsi="Avenir Next" w:cs="Avenir Next" w:eastAsia="Avenir Next"/>
+                      <w:color w:val="1A1A1A"/>
                       <w:sz w:val="19"/>
                       <w:szCs w:val="19"/>
                     </w:rPr>
-                    <w:t xml:space="preserve">C</w:t>
-                  </w:r>
-                  <w:r>
-                    <w:rPr>
-                      <w:rFonts w:ascii="Avenir Next" w:hAnsi="Avenir Next" w:cs="Avenir Next" w:eastAsia="Avenir Next"/>
-                      <w:color w:val="1A1A1A"/>
-                      <w:sz w:val="19"/>
-                      <w:szCs w:val="19"/>
-                    </w:rPr>
                     <w:tab/>
                   </w:r>
                   <w:r>
                     <w:rPr>
                       <w:rFonts w:ascii="Avenir Next" w:hAnsi="Avenir Next" w:cs="Avenir Next" w:eastAsia="Avenir Next"/>
                       <w:color w:val="1A1A1A"/>
-                      <w:sz w:val="19"/>
+                      <w:sz w:val="22"/>
                       <w:szCs w:val="19"/>
                     </w:rPr>
                     <w:t xml:space="preserve">(3, 27)</w:t>
@@ -4178,25 +4184,25 @@
                       <w:rFonts w:ascii="Avenir Next" w:hAnsi="Avenir Next" w:cs="Avenir Next" w:eastAsia="Avenir Next"/>
                       <w:b/>
                       <w:color w:val="003A70"/>
+                      <w:sz w:val="22"/>
+                      <w:szCs w:val="19"/>
+                    </w:rPr>
+                    <w:t xml:space="preserve">D</w:t>
+                  </w:r>
+                  <w:r>
+                    <w:rPr>
+                      <w:rFonts w:ascii="Avenir Next" w:hAnsi="Avenir Next" w:cs="Avenir Next" w:eastAsia="Avenir Next"/>
+                      <w:color w:val="1A1A1A"/>
                       <w:sz w:val="19"/>
                       <w:szCs w:val="19"/>
                     </w:rPr>
-                    <w:t xml:space="preserve">D</w:t>
-                  </w:r>
-                  <w:r>
-                    <w:rPr>
-                      <w:rFonts w:ascii="Avenir Next" w:hAnsi="Avenir Next" w:cs="Avenir Next" w:eastAsia="Avenir Next"/>
-                      <w:color w:val="1A1A1A"/>
-                      <w:sz w:val="19"/>
-                      <w:szCs w:val="19"/>
-                    </w:rPr>
                     <w:tab/>
                   </w:r>
                   <w:r>
                     <w:rPr>
                       <w:rFonts w:ascii="Avenir Next" w:hAnsi="Avenir Next" w:cs="Avenir Next" w:eastAsia="Avenir Next"/>
                       <w:color w:val="1A1A1A"/>
-                      <w:sz w:val="19"/>
+                      <w:sz w:val="22"/>
                       <w:szCs w:val="19"/>
                     </w:rPr>
                     <w:t xml:space="preserve">(27, 3)</w:t>
@@ -4207,7 +4213,7 @@
           </w:tbl>
           <w:p>
             <w:pPr>
-              <w:spacing w:before="0" w:after="0" w:line="24" w:lineRule="auto"/>
+              <w:spacing w:before="0" w:after="0" w:line="50" w:lineRule="exact"/>
             </w:pPr>
           </w:p>
         </w:tc>
@@ -4215,11 +4221,12 @@
     </w:tbl>
     <w:p>
       <w:pPr>
-        <w:spacing w:before="0" w:after="0" w:line="20" w:lineRule="exact"/>
+        <w:spacing w:before="0" w:after="0" w:line="50" w:lineRule="exact"/>
       </w:pPr>
     </w:p>
     <w:p>
       <w:pPr>
+        <w:pStyle w:val="Heading2"/>
         <w:keepNext/>
         <w:pBdr>
           <w:bottom w:val="single" w:sz="8" w:space="3" w:color="003A70"/>
@@ -4235,7 +4242,7 @@
           <w:b/>
           <w:color w:val="003A70"/>
           <w:spacing w:val="14"/>
-          <w:sz w:val="19"/>
+          <w:sz w:val="22"/>
           <w:szCs w:val="19"/>
         </w:rPr>
         <w:t xml:space="preserve">SELF-CHECK CODE</w:t>
@@ -4254,7 +4261,7 @@
           <w:rFonts w:ascii="Avenir Next" w:hAnsi="Avenir Next" w:cs="Avenir Next" w:eastAsia="Avenir Next"/>
           <w:i/>
           <w:color w:val="5A5F66"/>
-          <w:sz w:val="17"/>
+          <w:sz w:val="22"/>
           <w:szCs w:val="17"/>
         </w:rPr>
         <w:t xml:space="preserve">find your answer · copy its letter into that problem’s box · spell a math word</w:t>
@@ -4312,7 +4319,7 @@
                 <w:rFonts w:ascii="Avenir Next" w:hAnsi="Avenir Next" w:cs="Avenir Next" w:eastAsia="Avenir Next"/>
                 <w:b/>
                 <w:color w:val="1A1A1A"/>
-                <w:sz w:val="18"/>
+                <w:sz w:val="22"/>
                 <w:szCs w:val="18"/>
               </w:rPr>
               <w:t xml:space="preserve">(6, 300)</w:t>
@@ -4328,7 +4335,7 @@
                 <w:rFonts w:ascii="Avenir Next" w:hAnsi="Avenir Next" w:cs="Avenir Next" w:eastAsia="Avenir Next"/>
                 <w:b/>
                 <w:color w:val="003A70"/>
-                <w:sz w:val="18"/>
+                <w:sz w:val="22"/>
                 <w:szCs w:val="18"/>
               </w:rPr>
               <w:t xml:space="preserve">G</w:t>
@@ -4351,7 +4358,7 @@
                 <w:rFonts w:ascii="Avenir Next" w:hAnsi="Avenir Next" w:cs="Avenir Next" w:eastAsia="Avenir Next"/>
                 <w:b/>
                 <w:color w:val="1A1A1A"/>
-                <w:sz w:val="18"/>
+                <w:sz w:val="22"/>
                 <w:szCs w:val="18"/>
               </w:rPr>
               <w:t xml:space="preserve">(3, 75)</w:t>
@@ -4367,7 +4374,7 @@
                 <w:rFonts w:ascii="Avenir Next" w:hAnsi="Avenir Next" w:cs="Avenir Next" w:eastAsia="Avenir Next"/>
                 <w:b/>
                 <w:color w:val="003A70"/>
-                <w:sz w:val="18"/>
+                <w:sz w:val="22"/>
                 <w:szCs w:val="18"/>
               </w:rPr>
               <w:t xml:space="preserve">R</w:t>
@@ -4390,7 +4397,7 @@
                 <w:rFonts w:ascii="Avenir Next" w:hAnsi="Avenir Next" w:cs="Avenir Next" w:eastAsia="Avenir Next"/>
                 <w:b/>
                 <w:color w:val="1A1A1A"/>
-                <w:sz w:val="18"/>
+                <w:sz w:val="22"/>
                 <w:szCs w:val="18"/>
               </w:rPr>
               <w:t xml:space="preserve">(0, 4)</w:t>
@@ -4406,7 +4413,7 @@
                 <w:rFonts w:ascii="Avenir Next" w:hAnsi="Avenir Next" w:cs="Avenir Next" w:eastAsia="Avenir Next"/>
                 <w:b/>
                 <w:color w:val="003A70"/>
-                <w:sz w:val="18"/>
+                <w:sz w:val="22"/>
                 <w:szCs w:val="18"/>
               </w:rPr>
               <w:t xml:space="preserve">H</w:t>
@@ -4429,7 +4436,7 @@
                 <w:rFonts w:ascii="Avenir Next" w:hAnsi="Avenir Next" w:cs="Avenir Next" w:eastAsia="Avenir Next"/>
                 <w:b/>
                 <w:color w:val="1A1A1A"/>
-                <w:sz w:val="18"/>
+                <w:sz w:val="22"/>
                 <w:szCs w:val="18"/>
               </w:rPr>
               <w:t xml:space="preserve">(7, 35)</w:t>
@@ -4445,7 +4452,7 @@
                 <w:rFonts w:ascii="Avenir Next" w:hAnsi="Avenir Next" w:cs="Avenir Next" w:eastAsia="Avenir Next"/>
                 <w:b/>
                 <w:color w:val="003A70"/>
-                <w:sz w:val="18"/>
+                <w:sz w:val="22"/>
                 <w:szCs w:val="18"/>
               </w:rPr>
               <w:t xml:space="preserve">P</w:t>
@@ -4468,7 +4475,7 @@
                 <w:rFonts w:ascii="Avenir Next" w:hAnsi="Avenir Next" w:cs="Avenir Next" w:eastAsia="Avenir Next"/>
                 <w:b/>
                 <w:color w:val="1A1A1A"/>
-                <w:sz w:val="18"/>
+                <w:sz w:val="22"/>
                 <w:szCs w:val="18"/>
               </w:rPr>
               <w:t xml:space="preserve">(0, 0)</w:t>
@@ -4484,7 +4491,7 @@
                 <w:rFonts w:ascii="Avenir Next" w:hAnsi="Avenir Next" w:cs="Avenir Next" w:eastAsia="Avenir Next"/>
                 <w:b/>
                 <w:color w:val="003A70"/>
-                <w:sz w:val="18"/>
+                <w:sz w:val="22"/>
                 <w:szCs w:val="18"/>
               </w:rPr>
               <w:t xml:space="preserve">Z</w:t>
@@ -4507,7 +4514,7 @@
                 <w:rFonts w:ascii="Avenir Next" w:hAnsi="Avenir Next" w:cs="Avenir Next" w:eastAsia="Avenir Next"/>
                 <w:b/>
                 <w:color w:val="1A1A1A"/>
-                <w:sz w:val="18"/>
+                <w:sz w:val="22"/>
                 <w:szCs w:val="18"/>
               </w:rPr>
               <w:t xml:space="preserve">(90, 5)</w:t>
@@ -4523,7 +4530,7 @@
                 <w:rFonts w:ascii="Avenir Next" w:hAnsi="Avenir Next" w:cs="Avenir Next" w:eastAsia="Avenir Next"/>
                 <w:b/>
                 <w:color w:val="003A70"/>
-                <w:sz w:val="18"/>
+                <w:sz w:val="22"/>
                 <w:szCs w:val="18"/>
               </w:rPr>
               <w:t xml:space="preserve">X</w:t>
@@ -4546,7 +4553,7 @@
                 <w:rFonts w:ascii="Avenir Next" w:hAnsi="Avenir Next" w:cs="Avenir Next" w:eastAsia="Avenir Next"/>
                 <w:b/>
                 <w:color w:val="1A1A1A"/>
-                <w:sz w:val="18"/>
+                <w:sz w:val="22"/>
                 <w:szCs w:val="18"/>
               </w:rPr>
               <w:t xml:space="preserve">(75, 3)</w:t>
@@ -4562,7 +4569,7 @@
                 <w:rFonts w:ascii="Avenir Next" w:hAnsi="Avenir Next" w:cs="Avenir Next" w:eastAsia="Avenir Next"/>
                 <w:b/>
                 <w:color w:val="003A70"/>
-                <w:sz w:val="18"/>
+                <w:sz w:val="22"/>
                 <w:szCs w:val="18"/>
               </w:rPr>
               <w:t xml:space="preserve">Q</w:t>
@@ -4585,7 +4592,7 @@
                 <w:rFonts w:ascii="Avenir Next" w:hAnsi="Avenir Next" w:cs="Avenir Next" w:eastAsia="Avenir Next"/>
                 <w:b/>
                 <w:color w:val="1A1A1A"/>
-                <w:sz w:val="18"/>
+                <w:sz w:val="22"/>
                 <w:szCs w:val="18"/>
               </w:rPr>
               <w:t xml:space="preserve">(300, 6)</w:t>
@@ -4601,7 +4608,7 @@
                 <w:rFonts w:ascii="Avenir Next" w:hAnsi="Avenir Next" w:cs="Avenir Next" w:eastAsia="Avenir Next"/>
                 <w:b/>
                 <w:color w:val="003A70"/>
-                <w:sz w:val="18"/>
+                <w:sz w:val="22"/>
                 <w:szCs w:val="18"/>
               </w:rPr>
               <w:t xml:space="preserve">J</w:t>
@@ -4624,7 +4631,7 @@
                 <w:rFonts w:ascii="Avenir Next" w:hAnsi="Avenir Next" w:cs="Avenir Next" w:eastAsia="Avenir Next"/>
                 <w:b/>
                 <w:color w:val="1A1A1A"/>
-                <w:sz w:val="18"/>
+                <w:sz w:val="22"/>
                 <w:szCs w:val="18"/>
               </w:rPr>
               <w:t xml:space="preserve">(5, 90)</w:t>
@@ -4640,7 +4647,7 @@
                 <w:rFonts w:ascii="Avenir Next" w:hAnsi="Avenir Next" w:cs="Avenir Next" w:eastAsia="Avenir Next"/>
                 <w:b/>
                 <w:color w:val="003A70"/>
-                <w:sz w:val="18"/>
+                <w:sz w:val="22"/>
                 <w:szCs w:val="18"/>
               </w:rPr>
               <w:t xml:space="preserve">A</w:t>
@@ -4651,7 +4658,7 @@
     </w:tbl>
     <w:p>
       <w:pPr>
-        <w:spacing w:before="0" w:after="0" w:line="60" w:lineRule="auto"/>
+        <w:spacing w:before="0" w:after="0" w:line="50" w:lineRule="exact"/>
       </w:pPr>
     </w:p>
     <w:tbl>
@@ -4796,7 +4803,7 @@
     </w:tbl>
     <w:p>
       <w:pPr>
-        <w:spacing w:before="0" w:after="0" w:line="40" w:lineRule="auto"/>
+        <w:spacing w:before="0" w:after="0" w:line="50" w:lineRule="exact"/>
       </w:pPr>
     </w:p>
     <w:tbl>
@@ -4838,6 +4845,7 @@
           </w:tcPr>
           <w:p>
             <w:pPr>
+              <w:pStyle w:val="Heading2"/>
               <w:spacing w:before="0" w:after="0" w:line="240" w:lineRule="auto"/>
             </w:pPr>
             <w:r>
@@ -4875,7 +4883,7 @@
               <w:rPr>
                 <w:rFonts w:ascii="Avenir Next" w:hAnsi="Avenir Next" w:cs="Avenir Next" w:eastAsia="Avenir Next"/>
                 <w:color w:val="1A1A1A"/>
-                <w:sz w:val="17"/>
+                <w:sz w:val="22"/>
                 <w:szCs w:val="17"/>
               </w:rPr>
               <w:t xml:space="preserve">  I can do this on my own</w:t>
@@ -4904,7 +4912,7 @@
               <w:rPr>
                 <w:rFonts w:ascii="Avenir Next" w:hAnsi="Avenir Next" w:cs="Avenir Next" w:eastAsia="Avenir Next"/>
                 <w:color w:val="1A1A1A"/>
-                <w:sz w:val="17"/>
+                <w:sz w:val="22"/>
                 <w:szCs w:val="17"/>
               </w:rPr>
               <w:t xml:space="preserve">  I need a little help</w:t>
@@ -4933,7 +4941,7 @@
               <w:rPr>
                 <w:rFonts w:ascii="Avenir Next" w:hAnsi="Avenir Next" w:cs="Avenir Next" w:eastAsia="Avenir Next"/>
                 <w:color w:val="1A1A1A"/>
-                <w:sz w:val="17"/>
+                <w:sz w:val="22"/>
                 <w:szCs w:val="17"/>
               </w:rPr>
               <w:t xml:space="preserve">  I have a question about #</w:t>
@@ -4954,7 +4962,7 @@
     </w:tbl>
     <w:p>
       <w:pPr>
-        <w:spacing w:before="0" w:after="0" w:line="20" w:lineRule="exact"/>
+        <w:spacing w:before="0" w:after="0" w:line="50" w:lineRule="exact"/>
       </w:pPr>
     </w:p>
     <w:sectPr>
@@ -5040,7 +5048,106 @@
               <w:sz w:val="15"/>
               <w:szCs w:val="15"/>
             </w:rPr>
-            <w:t xml:space="preserve">Lesson 9-2  ·  Session 1  ·  Practice Form A</w:t>
+            <w:t xml:space="preserve">9-2 · Page </w:t>
+          </w:r>
+          <w:r>
+            <w:rPr>
+              <w:rFonts w:ascii="Avenir Next" w:hAnsi="Avenir Next" w:cs="Avenir Next" w:eastAsia="Avenir Next"/>
+              <w:color w:val="5A5F66"/>
+              <w:sz w:val="15"/>
+              <w:szCs w:val="15"/>
+            </w:rPr>
+            <w:fldChar w:fldCharType="begin"/>
+          </w:r>
+          <w:r>
+            <w:rPr>
+              <w:rFonts w:ascii="Avenir Next" w:hAnsi="Avenir Next" w:cs="Avenir Next" w:eastAsia="Avenir Next"/>
+              <w:color w:val="5A5F66"/>
+              <w:sz w:val="15"/>
+              <w:szCs w:val="15"/>
+            </w:rPr>
+            <w:instrText xml:space="preserve"> PAGE </w:instrText>
+          </w:r>
+          <w:r>
+            <w:rPr>
+              <w:rFonts w:ascii="Avenir Next" w:hAnsi="Avenir Next" w:cs="Avenir Next" w:eastAsia="Avenir Next"/>
+              <w:color w:val="5A5F66"/>
+              <w:sz w:val="15"/>
+              <w:szCs w:val="15"/>
+            </w:rPr>
+            <w:fldChar w:fldCharType="separate"/>
+          </w:r>
+          <w:r>
+            <w:rPr>
+              <w:rFonts w:ascii="Avenir Next" w:hAnsi="Avenir Next" w:cs="Avenir Next" w:eastAsia="Avenir Next"/>
+              <w:color w:val="5A5F66"/>
+              <w:sz w:val="15"/>
+              <w:szCs w:val="15"/>
+            </w:rPr>
+            <w:t xml:space="preserve">1</w:t>
+          </w:r>
+          <w:r>
+            <w:rPr>
+              <w:rFonts w:ascii="Avenir Next" w:hAnsi="Avenir Next" w:cs="Avenir Next" w:eastAsia="Avenir Next"/>
+              <w:color w:val="5A5F66"/>
+              <w:sz w:val="15"/>
+              <w:szCs w:val="15"/>
+            </w:rPr>
+            <w:fldChar w:fldCharType="end"/>
+          </w:r>
+          <w:r>
+            <w:rPr>
+              <w:rFonts w:ascii="Avenir Next" w:hAnsi="Avenir Next" w:cs="Avenir Next" w:eastAsia="Avenir Next"/>
+              <w:color w:val="5A5F66"/>
+              <w:sz w:val="15"/>
+              <w:szCs w:val="15"/>
+            </w:rPr>
+            <w:t xml:space="preserve"> of </w:t>
+          </w:r>
+          <w:r>
+            <w:rPr>
+              <w:rFonts w:ascii="Avenir Next" w:hAnsi="Avenir Next" w:cs="Avenir Next" w:eastAsia="Avenir Next"/>
+              <w:color w:val="5A5F66"/>
+              <w:sz w:val="15"/>
+              <w:szCs w:val="15"/>
+            </w:rPr>
+            <w:fldChar w:fldCharType="begin"/>
+          </w:r>
+          <w:r>
+            <w:rPr>
+              <w:rFonts w:ascii="Avenir Next" w:hAnsi="Avenir Next" w:cs="Avenir Next" w:eastAsia="Avenir Next"/>
+              <w:color w:val="5A5F66"/>
+              <w:sz w:val="15"/>
+              <w:szCs w:val="15"/>
+            </w:rPr>
+            <w:instrText xml:space="preserve"> NUMPAGES </w:instrText>
+          </w:r>
+          <w:r>
+            <w:rPr>
+              <w:rFonts w:ascii="Avenir Next" w:hAnsi="Avenir Next" w:cs="Avenir Next" w:eastAsia="Avenir Next"/>
+              <w:color w:val="5A5F66"/>
+              <w:sz w:val="15"/>
+              <w:szCs w:val="15"/>
+            </w:rPr>
+            <w:fldChar w:fldCharType="separate"/>
+          </w:r>
+          <w:r>
+            <w:rPr>
+              <w:rFonts w:ascii="Avenir Next" w:hAnsi="Avenir Next" w:cs="Avenir Next" w:eastAsia="Avenir Next"/>
+              <w:color w:val="5A5F66"/>
+              <w:sz w:val="15"/>
+              <w:szCs w:val="15"/>
+            </w:rPr>
+            <w:t xml:space="preserve">1</w:t>
+          </w:r>
+          <w:r>
+            <w:rPr>
+              <w:rFonts w:ascii="Avenir Next" w:hAnsi="Avenir Next" w:cs="Avenir Next" w:eastAsia="Avenir Next"/>
+              <w:color w:val="5A5F66"/>
+              <w:sz w:val="15"/>
+              <w:szCs w:val="15"/>
+            </w:rPr>
+            <w:fldChar w:fldCharType="end"/>
           </w:r>
         </w:p>
       </w:tc>
@@ -5083,5 +5190,23 @@
       </w:tblCellMar>
     </w:tblPr>
   </w:style>
+  <w:style w:type="paragraph" w:styleId="Heading1">
+    <w:name w:val="heading 1"/>
+    <w:basedOn w:val="Normal"/>
+    <w:pPr>
+      <w:outlineLvl w:val="0"/>
+      <w:keepNext w:val="0"/>
+      <w:keepLines w:val="0"/>
+    </w:pPr>
+  </w:style>
+  <w:style w:type="paragraph" w:styleId="Heading2">
+    <w:name w:val="heading 2"/>
+    <w:basedOn w:val="Normal"/>
+    <w:pPr>
+      <w:outlineLvl w:val="1"/>
+      <w:keepNext w:val="0"/>
+      <w:keepLines w:val="0"/>
+    </w:pPr>
+  </w:style>
 </w:styles>
 </file>